--- a/arb/docx/28.content.docx
+++ b/arb/docx/28.content.docx
@@ -178,13 +178,6 @@
         <w:rPr>
           <w:lang w:val="ar_AE" w:bidi="ar_AE"/>
         </w:rPr>
-      </w:r>
-      <w:r>
-        <w:rPr>
-          <w:i/>
-          <w:lang w:val="ar_AE" w:bidi="ar_AE"/>
-        </w:rPr>
-        <w:t>هوشع 1: 1, هوشع 1: 2–3, هوشع 1: 2–3: 5, هوشع 1: 4, هوشع 1: 5, هوشع 1: 6, هوشع 1: 7, هوشع 1: 9, هوشع 1: 10, هوشع 1: 10–11, هوشع 1: 11, هوشع 2: 1, هوشع 2: 2–23, هوشع 2: 3, هوشع 2: 5, هوشع 2: 6–7, هوشع 2: 8, هوشع 2: 9–13, هوشع 2: 11, هوشع 2: 13, هوشع 2: 14–15, هوشع 2: 16, هوشع 2: 17, هوشع 2: 18, هوشع 2: 19–20, هوشع 2: 21–22, هوشع 2: 23, هوشع 3: 1, هوشع 3: 2, هوشع 3: 3–4, هوشع 3: 5, هوشع 4: 1, هوشع 4: 1–14: 9, هوشع 4: 2, هوشع 4: 3, هوشع 4: 4–5, هوشع 4: 6, هوشع 4: 9, هوشع 4: 10, هوشع 4: 12, هوشع 4: 13, هوشع 4: 14, هوشع 4: 15, هوشع 5: 1, هوشع 5: 2, هوشع 5: 3, هوشع 5: 4, هوشع 5: 6–7, هوشع 5: 8–9, هوشع 5: 10, هوشع 5: 12, هوشع 5: 13, هوشع 5: 15, هوشع 6: 1–3, هوشع 6: 4, هوشع 6: 6, هوشع 6: 7–11, هوشع 6: 9, هوشع 6: 10, هوشع 7: 1–2, هوشع 7: 3, هوشع 7: 3–7, هوشع 7: 4, هوشع 7: 6, هوشع 7: 7, هوشع 7: 8, هوشع 7: 8–12, هوشع 7: 9, هوشع 7: 11, هوشع 7: 12, هوشع 7: 13, هوشع 7: 14, هوشع 7: 16, هوشع 8: 1, هوشع 8: 3, هوشع 8: 4, هوشع 8: 5–6, هوشع 8: 7, هوشع 8: 9, هوشع 8: 10, هوشع 8: 11, هوشع 8: 13, هوشع 8: 14, هوشع 9: 1, هوشع 9: 2, هوشع 9: 3, هوشع 9: 4, هوشع 9: 6, هوشع 9: 7, هوشع 9: 8, هوشع 9: 9, هوشع 9: 10, هوشع 9: 11, هوشع 9: 13, هوشع 9: 15, هوشع 9: 17, هوشع 10: 1, هوشع 10: 3, هوشع 10: 4, هوشع 10: 5–6, هوشع 10: 8, هوشع 10: 9–10, هوشع 10: 11, هوشع 10: 12, هوشع 10: 14, هوشع 11: 1, هوشع 11: 1–11, هوشع 11: 2, هوشع 11: 3–4, هوشع 11: 5–7, هوشع 11: 8, هوشع 11: 9, هوشع 11: 10–11, هوشع 11: 12–12: 14, هوشع 12: 1, هوشع 12: 3, هوشع 12: 4, هوشع 12: 6, هوشع 12: 7–8, هوشع 12: 9, هوشع 12: 11, هوشع 12: 13, هوشع 13: 1, هوشع 13: 2, هوشع 13: 3, هوشع 13: 4–5, هوشع 13: 6, هوشع 13: 7–8, هوشع 13: 9, هوشع 13: 10, هوشع 13: 11, هوشع 13: 12, هوشع 13: 13, هوشع 13: 14, هوشع 13: 16, هوشع 14: 1–9, هوشع 14: 2–3, هوشع 14: 3, هوشع 14: 4, هوشع 14: 5, هوشع 14: 5–7, هوشع 14: 7, هوشع 14: 8, هوشع 14: 9</w:t>
       </w:r>
       <w:r>
         <w:rPr>

--- a/arb/docx/28.content.docx
+++ b/arb/docx/28.content.docx
@@ -163,21 +163,6 @@
           <w:lang w:val="ar_AE" w:bidi="ar_AE"/>
         </w:rPr>
         <w:t>HOS</w:t>
-      </w:r>
-      <w:r>
-        <w:rPr>
-          <w:lang w:val="ar_AE" w:bidi="ar_AE"/>
-        </w:rPr>
-      </w:r>
-    </w:p>
-    <w:p>
-      <w:pPr>
-        <w:bidi/>
-      </w:pPr>
-      <w:r>
-        <w:rPr>
-          <w:lang w:val="ar_AE" w:bidi="ar_AE"/>
-        </w:rPr>
       </w:r>
       <w:r>
         <w:rPr>

--- a/arb/docx/28.content.docx
+++ b/arb/docx/28.content.docx
@@ -22,7 +22,7 @@
         <w:rPr>
           <w:lang w:val="ar_AE" w:bidi="ar_AE"/>
         </w:rPr>
-        <w:t>Resource: ملاحظات الدراسة (تينديل)</w:t>
+        <w:t>Resource: Tyndale Open Study Notes</w:t>
       </w:r>
       <w:r>
         <w:rPr>
@@ -122,7 +122,7 @@
         <w:rPr>
           <w:lang w:val="ar_AE" w:bidi="ar_AE"/>
         </w:rPr>
-        <w:t>ملاحظات الدراسة (تينديل)</w:t>
+        <w:t>Tyndale Open Study Notes</w:t>
       </w:r>
     </w:p>
     <w:p>

--- a/arb/docx/28.content.docx
+++ b/arb/docx/28.content.docx
@@ -22,7 +22,7 @@
         <w:rPr>
           <w:lang w:val="ar_AE" w:bidi="ar_AE"/>
         </w:rPr>
-        <w:t>Resource: Tyndale Open Study Notes</w:t>
+        <w:t>Resource: Aquifer Open Study Notes</w:t>
       </w:r>
       <w:r>
         <w:rPr>
@@ -122,7 +122,7 @@
         <w:rPr>
           <w:lang w:val="ar_AE" w:bidi="ar_AE"/>
         </w:rPr>
-        <w:t>Tyndale Open Study Notes</w:t>
+        <w:t>Aquifer Open Study Notes</w:t>
       </w:r>
     </w:p>
     <w:p>

--- a/arb/docx/28.content.docx
+++ b/arb/docx/28.content.docx
@@ -309,20 +309,14 @@
         </w:rPr>
         <w:t xml:space="preserve">قَوْلُ الرَّبِّ الَّذِي صَارَ إِلَى: يبدأ سفر هوشع بالإعلان أن هذه ليست مجرد كلمات بشرية، بل رسالة من الإله الحقيقي الوحيد (قارن </w:t>
       </w:r>
-      <w:hyperlink r:id="rId13">
-        <w:r>
-          <w:rPr>
-            <w:rtl/>
-            <w:cs/>
-            <w:lang w:val="ar_AE" w:bidi="ar_AE"/>
-          </w:rPr>
-          <w:rPr>
-            <w:color w:val="0000EE"/>
-            <w:u w:val="single"/>
-          </w:rPr>
-          <w:t>يوئيل 1:1</w:t>
-        </w:r>
-      </w:hyperlink>
+      <w:r>
+        <w:rPr>
+          <w:rtl/>
+          <w:cs/>
+          <w:lang w:val="ar_AE" w:bidi="ar_AE"/>
+        </w:rPr>
+        <w:t>يوئيل 1:1</w:t>
+      </w:r>
       <w:r>
         <w:rPr>
           <w:rtl/>
@@ -331,20 +325,14 @@
         </w:rPr>
         <w:t xml:space="preserve">؛ </w:t>
       </w:r>
-      <w:hyperlink r:id="rId14">
-        <w:r>
-          <w:rPr>
-            <w:rtl/>
-            <w:cs/>
-            <w:lang w:val="ar_AE" w:bidi="ar_AE"/>
-          </w:rPr>
-          <w:rPr>
-            <w:color w:val="0000EE"/>
-            <w:u w:val="single"/>
-          </w:rPr>
-          <w:t>ميخا 1:1</w:t>
-        </w:r>
-      </w:hyperlink>
+      <w:r>
+        <w:rPr>
+          <w:rtl/>
+          <w:cs/>
+          <w:lang w:val="ar_AE" w:bidi="ar_AE"/>
+        </w:rPr>
+        <w:t>ميخا 1:1</w:t>
+      </w:r>
       <w:r>
         <w:rPr>
           <w:rtl/>
@@ -353,20 +341,14 @@
         </w:rPr>
         <w:t xml:space="preserve">؛ </w:t>
       </w:r>
-      <w:hyperlink r:id="rId15">
-        <w:r>
-          <w:rPr>
-            <w:rtl/>
-            <w:cs/>
-            <w:lang w:val="ar_AE" w:bidi="ar_AE"/>
-          </w:rPr>
-          <w:rPr>
-            <w:color w:val="0000EE"/>
-            <w:u w:val="single"/>
-          </w:rPr>
-          <w:t>صفنيا 1:1</w:t>
-        </w:r>
-      </w:hyperlink>
+      <w:r>
+        <w:rPr>
+          <w:rtl/>
+          <w:cs/>
+          <w:lang w:val="ar_AE" w:bidi="ar_AE"/>
+        </w:rPr>
+        <w:t>صفنيا 1:1</w:t>
+      </w:r>
       <w:r>
         <w:rPr>
           <w:rtl/>
@@ -375,20 +357,14 @@
         </w:rPr>
         <w:t>). • هُوشَعَ بْنِ بِئِيرِي: هناك عدة شخصيات مهمة أخرى في العهد القديم تحمل أيضًا اسم هوشع (</w:t>
       </w:r>
-      <w:hyperlink r:id="rId16">
-        <w:r>
-          <w:rPr>
-            <w:rtl/>
-            <w:cs/>
-            <w:lang w:val="ar_AE" w:bidi="ar_AE"/>
-          </w:rPr>
-          <w:rPr>
-            <w:color w:val="0000EE"/>
-            <w:u w:val="single"/>
-          </w:rPr>
-          <w:t>عدد 13:8</w:t>
-        </w:r>
-      </w:hyperlink>
+      <w:r>
+        <w:rPr>
+          <w:rtl/>
+          <w:cs/>
+          <w:lang w:val="ar_AE" w:bidi="ar_AE"/>
+        </w:rPr>
+        <w:t>عدد 13:8</w:t>
+      </w:r>
       <w:r>
         <w:rPr>
           <w:rtl/>
@@ -397,20 +373,14 @@
         </w:rPr>
         <w:t xml:space="preserve">؛ </w:t>
       </w:r>
-      <w:hyperlink r:id="rId17">
-        <w:r>
-          <w:rPr>
-            <w:rtl/>
-            <w:cs/>
-            <w:lang w:val="ar_AE" w:bidi="ar_AE"/>
-          </w:rPr>
-          <w:rPr>
-            <w:color w:val="0000EE"/>
-            <w:u w:val="single"/>
-          </w:rPr>
-          <w:t>2 ملوك 17:1</w:t>
-        </w:r>
-      </w:hyperlink>
+      <w:r>
+        <w:rPr>
+          <w:rtl/>
+          <w:cs/>
+          <w:lang w:val="ar_AE" w:bidi="ar_AE"/>
+        </w:rPr>
+        <w:t>2 ملوك 17:1</w:t>
+      </w:r>
       <w:r>
         <w:rPr>
           <w:rtl/>
@@ -636,20 +606,14 @@
         </w:rPr>
         <w:t xml:space="preserve">يزرعيل هو وادٍ خصب يقع في شمال وسط إسرائيل. • الجرائم التي ارتكبها ياهو في يزرعيل موصوفة في </w:t>
       </w:r>
-      <w:hyperlink r:id="rId18">
-        <w:r>
-          <w:rPr>
-            <w:rtl/>
-            <w:cs/>
-            <w:lang w:val="ar_AE" w:bidi="ar_AE"/>
-          </w:rPr>
-          <w:rPr>
-            <w:color w:val="0000EE"/>
-            <w:u w:val="single"/>
-          </w:rPr>
-          <w:t>2 ملوك 9–10</w:t>
-        </w:r>
-      </w:hyperlink>
+      <w:r>
+        <w:rPr>
+          <w:rtl/>
+          <w:cs/>
+          <w:lang w:val="ar_AE" w:bidi="ar_AE"/>
+        </w:rPr>
+        <w:t>2 ملوك 9–10</w:t>
+      </w:r>
       <w:r>
         <w:rPr>
           <w:rtl/>
@@ -792,20 +756,14 @@
         </w:rPr>
         <w:t xml:space="preserve">لُورُحَامَةَ: كانت أسماء أبناء هوشع جزءًا من رسالته النبوية (قارن </w:t>
       </w:r>
-      <w:hyperlink r:id="rId19">
-        <w:r>
-          <w:rPr>
-            <w:rtl/>
-            <w:cs/>
-            <w:lang w:val="ar_AE" w:bidi="ar_AE"/>
-          </w:rPr>
-          <w:rPr>
-            <w:color w:val="0000EE"/>
-            <w:u w:val="single"/>
-          </w:rPr>
-          <w:t>إشعياء 7: 10–8: 8</w:t>
-        </w:r>
-      </w:hyperlink>
+      <w:r>
+        <w:rPr>
+          <w:rtl/>
+          <w:cs/>
+          <w:lang w:val="ar_AE" w:bidi="ar_AE"/>
+        </w:rPr>
+        <w:t>إشعياء 7: 10–8: 8</w:t>
+      </w:r>
       <w:r>
         <w:rPr>
           <w:rtl/>
@@ -948,20 +906,14 @@
         </w:rPr>
         <w:t>يحمل الاسم لُوعَمِّي أقسى حكم على الإطلاق، لأنه يبدو أنه يعلن نهاية علاقة العهد بين إسرائيل والرب. اللقب المحبوب شعبي—الذي مُنح لإسرائيل عندما عاشوا بطاعة في عهد مع الرب إلههم (</w:t>
       </w:r>
-      <w:hyperlink r:id="rId20">
-        <w:r>
-          <w:rPr>
-            <w:rtl/>
-            <w:cs/>
-            <w:lang w:val="ar_AE" w:bidi="ar_AE"/>
-          </w:rPr>
-          <w:rPr>
-            <w:color w:val="0000EE"/>
-            <w:u w:val="single"/>
-          </w:rPr>
-          <w:t>لاويين 26:12</w:t>
-        </w:r>
-      </w:hyperlink>
+      <w:r>
+        <w:rPr>
+          <w:rtl/>
+          <w:cs/>
+          <w:lang w:val="ar_AE" w:bidi="ar_AE"/>
+        </w:rPr>
+        <w:t>لاويين 26:12</w:t>
+      </w:r>
       <w:r>
         <w:rPr>
           <w:rtl/>
@@ -970,20 +922,14 @@
         </w:rPr>
         <w:t xml:space="preserve">؛ انظر أيضًا </w:t>
       </w:r>
-      <w:hyperlink r:id="rId21">
-        <w:r>
-          <w:rPr>
-            <w:rtl/>
-            <w:cs/>
-            <w:lang w:val="ar_AE" w:bidi="ar_AE"/>
-          </w:rPr>
-          <w:rPr>
-            <w:color w:val="0000EE"/>
-            <w:u w:val="single"/>
-          </w:rPr>
-          <w:t>خروج 6:7</w:t>
-        </w:r>
-      </w:hyperlink>
+      <w:r>
+        <w:rPr>
+          <w:rtl/>
+          <w:cs/>
+          <w:lang w:val="ar_AE" w:bidi="ar_AE"/>
+        </w:rPr>
+        <w:t>خروج 6:7</w:t>
+      </w:r>
       <w:r>
         <w:rPr>
           <w:rtl/>
@@ -1026,20 +972,14 @@
         </w:rPr>
         <w:t xml:space="preserve"> (قارن </w:t>
       </w:r>
-      <w:hyperlink r:id="rId22">
-        <w:r>
-          <w:rPr>
-            <w:rtl/>
-            <w:cs/>
-            <w:lang w:val="ar_AE" w:bidi="ar_AE"/>
-          </w:rPr>
-          <w:rPr>
-            <w:color w:val="0000EE"/>
-            <w:u w:val="single"/>
-          </w:rPr>
-          <w:t>خروج 3:14</w:t>
-        </w:r>
-      </w:hyperlink>
+      <w:r>
+        <w:rPr>
+          <w:rtl/>
+          <w:cs/>
+          <w:lang w:val="ar_AE" w:bidi="ar_AE"/>
+        </w:rPr>
+        <w:t>خروج 3:14</w:t>
+      </w:r>
       <w:r>
         <w:rPr>
           <w:rtl/>
@@ -1115,20 +1055,14 @@
         </w:rPr>
         <w:t>كَرَمْلِ الْبَحْرِ: هذا الوعد بالنمو السكاني المستقبلي لشعب الله هو تكرار للوعد الذي أُعطي للآباء إبراهيم ويعقوب (</w:t>
       </w:r>
-      <w:hyperlink r:id="rId23">
-        <w:r>
-          <w:rPr>
-            <w:rtl/>
-            <w:cs/>
-            <w:lang w:val="ar_AE" w:bidi="ar_AE"/>
-          </w:rPr>
-          <w:rPr>
-            <w:color w:val="0000EE"/>
-            <w:u w:val="single"/>
-          </w:rPr>
-          <w:t>تكوين 22:17</w:t>
-        </w:r>
-      </w:hyperlink>
+      <w:r>
+        <w:rPr>
+          <w:rtl/>
+          <w:cs/>
+          <w:lang w:val="ar_AE" w:bidi="ar_AE"/>
+        </w:rPr>
+        <w:t>تكوين 22:17</w:t>
+      </w:r>
       <w:r>
         <w:rPr>
           <w:rtl/>
@@ -1137,20 +1071,14 @@
         </w:rPr>
         <w:t xml:space="preserve">؛ </w:t>
       </w:r>
-      <w:hyperlink r:id="rId24">
-        <w:r>
-          <w:rPr>
-            <w:rtl/>
-            <w:cs/>
-            <w:lang w:val="ar_AE" w:bidi="ar_AE"/>
-          </w:rPr>
-          <w:rPr>
-            <w:color w:val="0000EE"/>
-            <w:u w:val="single"/>
-          </w:rPr>
-          <w:t>32:12</w:t>
-        </w:r>
-      </w:hyperlink>
+      <w:r>
+        <w:rPr>
+          <w:rtl/>
+          <w:cs/>
+          <w:lang w:val="ar_AE" w:bidi="ar_AE"/>
+        </w:rPr>
+        <w:t>32:12</w:t>
+      </w:r>
       <w:r>
         <w:rPr>
           <w:rtl/>
@@ -1159,20 +1087,14 @@
         </w:rPr>
         <w:t>). • يُقَالُ لَهُمْ أَبْنَاءُ اللهِ الْحَيِّ: هذا التعبير لا يوجد في أي مكان آخر في العهد القديم، لكن بولس اقتبس هذه الآية (</w:t>
       </w:r>
-      <w:hyperlink r:id="rId25">
-        <w:r>
-          <w:rPr>
-            <w:rtl/>
-            <w:cs/>
-            <w:lang w:val="ar_AE" w:bidi="ar_AE"/>
-          </w:rPr>
-          <w:rPr>
-            <w:color w:val="0000EE"/>
-            <w:u w:val="single"/>
-          </w:rPr>
-          <w:t>رومية 9:26</w:t>
-        </w:r>
-      </w:hyperlink>
+      <w:r>
+        <w:rPr>
+          <w:rtl/>
+          <w:cs/>
+          <w:lang w:val="ar_AE" w:bidi="ar_AE"/>
+        </w:rPr>
+        <w:t>رومية 9:26</w:t>
+      </w:r>
       <w:r>
         <w:rPr>
           <w:rtl/>
@@ -1315,20 +1237,14 @@
         </w:rPr>
         <w:t xml:space="preserve">يُجْمَعُ بَنُو يَهُوذَا وَبَنُو إِسْرَائِيلَ مَعًا: على مدى حوالي 200 عام، كانت إسرائيل ويهوذا مقسمتين إلى مملكتين منفصلتين بسبب التنافس السياسي. عندما يستعيد الله شعبه، فإنه سيوحد المملكتين المقسمتين تحت قيادة واحدة كما كان في أيام داود، وسيُبطل لعنة السبي (انظر أيضًا </w:t>
       </w:r>
-      <w:hyperlink r:id="rId26">
-        <w:r>
-          <w:rPr>
-            <w:rtl/>
-            <w:cs/>
-            <w:lang w:val="ar_AE" w:bidi="ar_AE"/>
-          </w:rPr>
-          <w:rPr>
-            <w:color w:val="0000EE"/>
-            <w:u w:val="single"/>
-          </w:rPr>
-          <w:t>حزقيال 37:15–28</w:t>
-        </w:r>
-      </w:hyperlink>
+      <w:r>
+        <w:rPr>
+          <w:rtl/>
+          <w:cs/>
+          <w:lang w:val="ar_AE" w:bidi="ar_AE"/>
+        </w:rPr>
+        <w:t>حزقيال 37:15–28</w:t>
+      </w:r>
       <w:r>
         <w:rPr>
           <w:rtl/>
@@ -1488,20 +1404,14 @@
         </w:rPr>
         <w:t xml:space="preserve">: للوهلة الأولى، يبدو أن الرب، باعتباره الزوج المظلوم، يصدر وثيقة طلاق ضد زوجته الخائنة، إسرائيل (انظر </w:t>
       </w:r>
-      <w:hyperlink r:id="rId27">
-        <w:r>
-          <w:rPr>
-            <w:rtl/>
-            <w:cs/>
-            <w:lang w:val="ar_AE" w:bidi="ar_AE"/>
-          </w:rPr>
-          <w:rPr>
-            <w:color w:val="0000EE"/>
-            <w:u w:val="single"/>
-          </w:rPr>
-          <w:t>تثنية 24:1</w:t>
-        </w:r>
-      </w:hyperlink>
+      <w:r>
+        <w:rPr>
+          <w:rtl/>
+          <w:cs/>
+          <w:lang w:val="ar_AE" w:bidi="ar_AE"/>
+        </w:rPr>
+        <w:t>تثنية 24:1</w:t>
+      </w:r>
       <w:r>
         <w:rPr>
           <w:rtl/>
@@ -1510,20 +1420,14 @@
         </w:rPr>
         <w:t>). ومع ذلك، مع استمرار المقطع، يصبح من الواضح أن قصد الله من هذه الدعوى ليس الطلاق، بل المصالحة (</w:t>
       </w:r>
-      <w:hyperlink r:id="rId28">
-        <w:r>
-          <w:rPr>
-            <w:rtl/>
-            <w:cs/>
-            <w:lang w:val="ar_AE" w:bidi="ar_AE"/>
-          </w:rPr>
-          <w:rPr>
-            <w:color w:val="0000EE"/>
-            <w:u w:val="single"/>
-          </w:rPr>
-          <w:t>هوشع 2:14–23</w:t>
-        </w:r>
-      </w:hyperlink>
+      <w:r>
+        <w:rPr>
+          <w:rtl/>
+          <w:cs/>
+          <w:lang w:val="ar_AE" w:bidi="ar_AE"/>
+        </w:rPr>
+        <w:t>هوشع 2:14–23</w:t>
+      </w:r>
       <w:r>
         <w:rPr>
           <w:rtl/>
@@ -1532,20 +1436,14 @@
         </w:rPr>
         <w:t>). قضية الله ضد إسرائيل تهدف إلى إيقاظ إسرائيل من خطيتها ومنحها فرصة للعودة إلى زوجها الحقيقي. ورغبة الرب في المصالحة مع إسرائيل تكون أكثر إثارة للدهشة نظرًا لأن الناموس كان ينص على عقوبة القتل للزوجة الزانية (</w:t>
       </w:r>
-      <w:hyperlink r:id="rId29">
-        <w:r>
-          <w:rPr>
-            <w:rtl/>
-            <w:cs/>
-            <w:lang w:val="ar_AE" w:bidi="ar_AE"/>
-          </w:rPr>
-          <w:rPr>
-            <w:color w:val="0000EE"/>
-            <w:u w:val="single"/>
-          </w:rPr>
-          <w:t>تثنية 22:22</w:t>
-        </w:r>
-      </w:hyperlink>
+      <w:r>
+        <w:rPr>
+          <w:rtl/>
+          <w:cs/>
+          <w:lang w:val="ar_AE" w:bidi="ar_AE"/>
+        </w:rPr>
+        <w:t>تثنية 22:22</w:t>
+      </w:r>
       <w:r>
         <w:rPr>
           <w:rtl/>
@@ -1554,20 +1452,14 @@
         </w:rPr>
         <w:t xml:space="preserve">؛ انظر أيضًا </w:t>
       </w:r>
-      <w:hyperlink r:id="rId30">
-        <w:r>
-          <w:rPr>
-            <w:rtl/>
-            <w:cs/>
-            <w:lang w:val="ar_AE" w:bidi="ar_AE"/>
-          </w:rPr>
-          <w:rPr>
-            <w:color w:val="0000EE"/>
-            <w:u w:val="single"/>
-          </w:rPr>
-          <w:t>تكوين 38:24</w:t>
-        </w:r>
-      </w:hyperlink>
+      <w:r>
+        <w:rPr>
+          <w:rtl/>
+          <w:cs/>
+          <w:lang w:val="ar_AE" w:bidi="ar_AE"/>
+        </w:rPr>
+        <w:t>تكوين 38:24</w:t>
+      </w:r>
       <w:r>
         <w:rPr>
           <w:rtl/>
@@ -1576,20 +1468,14 @@
         </w:rPr>
         <w:t xml:space="preserve">؛ </w:t>
       </w:r>
-      <w:hyperlink r:id="rId31">
-        <w:r>
-          <w:rPr>
-            <w:rtl/>
-            <w:cs/>
-            <w:lang w:val="ar_AE" w:bidi="ar_AE"/>
-          </w:rPr>
-          <w:rPr>
-            <w:color w:val="0000EE"/>
-            <w:u w:val="single"/>
-          </w:rPr>
-          <w:t>لاويين 21:9</w:t>
-        </w:r>
-      </w:hyperlink>
+      <w:r>
+        <w:rPr>
+          <w:rtl/>
+          <w:cs/>
+          <w:lang w:val="ar_AE" w:bidi="ar_AE"/>
+        </w:rPr>
+        <w:t>لاويين 21:9</w:t>
+      </w:r>
       <w:r>
         <w:rPr>
           <w:rtl/>
@@ -1665,20 +1551,14 @@
         </w:rPr>
         <w:t xml:space="preserve">يُحذِّر الرب إسرائيل الخائنة من أنها إذا لم تتب وتعود إلى شريكها في العهد، فسوف يجردها … عريانة (انظر أيضًا </w:t>
       </w:r>
-      <w:hyperlink r:id="rId32">
-        <w:r>
-          <w:rPr>
-            <w:rtl/>
-            <w:cs/>
-            <w:lang w:val="ar_AE" w:bidi="ar_AE"/>
-          </w:rPr>
-          <w:rPr>
-            <w:color w:val="0000EE"/>
-            <w:u w:val="single"/>
-          </w:rPr>
-          <w:t>2:10</w:t>
-        </w:r>
-      </w:hyperlink>
+      <w:r>
+        <w:rPr>
+          <w:rtl/>
+          <w:cs/>
+          <w:lang w:val="ar_AE" w:bidi="ar_AE"/>
+        </w:rPr>
+        <w:t>2:10</w:t>
+      </w:r>
       <w:r>
         <w:rPr>
           <w:rtl/>
@@ -1687,20 +1567,14 @@
         </w:rPr>
         <w:t>). يستخدم حزقيال أيضًا هذه الصورة للدلالة على الدينونة والعار (</w:t>
       </w:r>
-      <w:hyperlink r:id="rId33">
-        <w:r>
-          <w:rPr>
-            <w:rtl/>
-            <w:cs/>
-            <w:lang w:val="ar_AE" w:bidi="ar_AE"/>
-          </w:rPr>
-          <w:rPr>
-            <w:color w:val="0000EE"/>
-            <w:u w:val="single"/>
-          </w:rPr>
-          <w:t>حزقيال 16:36–37</w:t>
-        </w:r>
-      </w:hyperlink>
+      <w:r>
+        <w:rPr>
+          <w:rtl/>
+          <w:cs/>
+          <w:lang w:val="ar_AE" w:bidi="ar_AE"/>
+        </w:rPr>
+        <w:t>حزقيال 16:36–37</w:t>
+      </w:r>
       <w:r>
         <w:rPr>
           <w:rtl/>
@@ -1894,20 +1768,14 @@
         </w:rPr>
         <w:t xml:space="preserve">): الكلمة العبرية الأولى في </w:t>
       </w:r>
-      <w:hyperlink r:id="rId34">
-        <w:r>
-          <w:rPr>
-            <w:rtl/>
-            <w:cs/>
-            <w:lang w:val="ar_AE" w:bidi="ar_AE"/>
-          </w:rPr>
-          <w:rPr>
-            <w:color w:val="0000EE"/>
-            <w:u w:val="single"/>
-          </w:rPr>
-          <w:t>2:6</w:t>
-        </w:r>
-      </w:hyperlink>
+      <w:r>
+        <w:rPr>
+          <w:rtl/>
+          <w:cs/>
+          <w:lang w:val="ar_AE" w:bidi="ar_AE"/>
+        </w:rPr>
+        <w:t>2:6</w:t>
+      </w:r>
       <w:r>
         <w:rPr>
           <w:rtl/>
@@ -1916,20 +1784,14 @@
         </w:rPr>
         <w:t xml:space="preserve"> (وأيضًا في </w:t>
       </w:r>
-      <w:hyperlink r:id="rId35">
-        <w:r>
-          <w:rPr>
-            <w:rtl/>
-            <w:cs/>
-            <w:lang w:val="ar_AE" w:bidi="ar_AE"/>
-          </w:rPr>
-          <w:rPr>
-            <w:color w:val="0000EE"/>
-            <w:u w:val="single"/>
-          </w:rPr>
-          <w:t>2:9</w:t>
-        </w:r>
-      </w:hyperlink>
+      <w:r>
+        <w:rPr>
+          <w:rtl/>
+          <w:cs/>
+          <w:lang w:val="ar_AE" w:bidi="ar_AE"/>
+        </w:rPr>
+        <w:t>2:9</w:t>
+      </w:r>
       <w:r>
         <w:rPr>
           <w:rtl/>
@@ -1938,20 +1800,14 @@
         </w:rPr>
         <w:t xml:space="preserve"> و</w:t>
       </w:r>
-      <w:hyperlink r:id="rId36">
-        <w:r>
-          <w:rPr>
-            <w:rtl/>
-            <w:cs/>
-            <w:lang w:val="ar_AE" w:bidi="ar_AE"/>
-          </w:rPr>
-          <w:rPr>
-            <w:color w:val="0000EE"/>
-            <w:u w:val="single"/>
-          </w:rPr>
-          <w:t>2:14</w:t>
-        </w:r>
-      </w:hyperlink>
+      <w:r>
+        <w:rPr>
+          <w:rtl/>
+          <w:cs/>
+          <w:lang w:val="ar_AE" w:bidi="ar_AE"/>
+        </w:rPr>
+        <w:t>2:14</w:t>
+      </w:r>
       <w:r>
         <w:rPr>
           <w:rtl/>
@@ -2111,20 +1967,14 @@
         </w:rPr>
         <w:t>كانت دينونة الله الأولى (</w:t>
       </w:r>
-      <w:hyperlink r:id="rId37">
-        <w:r>
-          <w:rPr>
-            <w:rtl/>
-            <w:cs/>
-            <w:lang w:val="ar_AE" w:bidi="ar_AE"/>
-          </w:rPr>
-          <w:rPr>
-            <w:color w:val="0000EE"/>
-            <w:u w:val="single"/>
-          </w:rPr>
-          <w:t>2:6–7</w:t>
-        </w:r>
-      </w:hyperlink>
+      <w:r>
+        <w:rPr>
+          <w:rtl/>
+          <w:cs/>
+          <w:lang w:val="ar_AE" w:bidi="ar_AE"/>
+        </w:rPr>
+        <w:t>2:6–7</w:t>
+      </w:r>
       <w:r>
         <w:rPr>
           <w:rtl/>
@@ -2200,20 +2050,14 @@
         </w:rPr>
         <w:t>من السياق (</w:t>
       </w:r>
-      <w:hyperlink r:id="rId38">
-        <w:r>
-          <w:rPr>
-            <w:rtl/>
-            <w:cs/>
-            <w:lang w:val="ar_AE" w:bidi="ar_AE"/>
-          </w:rPr>
-          <w:rPr>
-            <w:color w:val="0000EE"/>
-            <w:u w:val="single"/>
-          </w:rPr>
-          <w:t>2:13</w:t>
-        </w:r>
-      </w:hyperlink>
+      <w:r>
+        <w:rPr>
+          <w:rtl/>
+          <w:cs/>
+          <w:lang w:val="ar_AE" w:bidi="ar_AE"/>
+        </w:rPr>
+        <w:t>2:13</w:t>
+      </w:r>
       <w:r>
         <w:rPr>
           <w:rtl/>
@@ -2222,20 +2066,14 @@
         </w:rPr>
         <w:t xml:space="preserve">، </w:t>
       </w:r>
-      <w:hyperlink r:id="rId39">
-        <w:r>
-          <w:rPr>
-            <w:rtl/>
-            <w:cs/>
-            <w:lang w:val="ar_AE" w:bidi="ar_AE"/>
-          </w:rPr>
-          <w:rPr>
-            <w:color w:val="0000EE"/>
-            <w:u w:val="single"/>
-          </w:rPr>
-          <w:t>16–17</w:t>
-        </w:r>
-      </w:hyperlink>
+      <w:r>
+        <w:rPr>
+          <w:rtl/>
+          <w:cs/>
+          <w:lang w:val="ar_AE" w:bidi="ar_AE"/>
+        </w:rPr>
+        <w:t>16–17</w:t>
+      </w:r>
       <w:r>
         <w:rPr>
           <w:rtl/>
@@ -2244,20 +2082,14 @@
         </w:rPr>
         <w:t xml:space="preserve">)، وكذلك من مقاطع مشابهة في </w:t>
       </w:r>
-      <w:hyperlink r:id="rId40">
-        <w:r>
-          <w:rPr>
-            <w:rtl/>
-            <w:cs/>
-            <w:lang w:val="ar_AE" w:bidi="ar_AE"/>
-          </w:rPr>
-          <w:rPr>
-            <w:color w:val="0000EE"/>
-            <w:u w:val="single"/>
-          </w:rPr>
-          <w:t>إشعياء 1:12–17</w:t>
-        </w:r>
-      </w:hyperlink>
+      <w:r>
+        <w:rPr>
+          <w:rtl/>
+          <w:cs/>
+          <w:lang w:val="ar_AE" w:bidi="ar_AE"/>
+        </w:rPr>
+        <w:t>إشعياء 1:12–17</w:t>
+      </w:r>
       <w:r>
         <w:rPr>
           <w:rtl/>
@@ -2266,20 +2098,14 @@
         </w:rPr>
         <w:t xml:space="preserve"> و</w:t>
       </w:r>
-      <w:hyperlink r:id="rId41">
-        <w:r>
-          <w:rPr>
-            <w:rtl/>
-            <w:cs/>
-            <w:lang w:val="ar_AE" w:bidi="ar_AE"/>
-          </w:rPr>
-          <w:rPr>
-            <w:color w:val="0000EE"/>
-            <w:u w:val="single"/>
-          </w:rPr>
-          <w:t>عاموس 5:21–24</w:t>
-        </w:r>
-      </w:hyperlink>
+      <w:r>
+        <w:rPr>
+          <w:rtl/>
+          <w:cs/>
+          <w:lang w:val="ar_AE" w:bidi="ar_AE"/>
+        </w:rPr>
+        <w:t>عاموس 5:21–24</w:t>
+      </w:r>
       <w:r>
         <w:rPr>
           <w:rtl/>
@@ -2406,20 +2232,14 @@
         </w:rPr>
         <w:t xml:space="preserve"> الرب (انظر </w:t>
       </w:r>
-      <w:hyperlink r:id="rId42">
-        <w:r>
-          <w:rPr>
-            <w:rtl/>
-            <w:cs/>
-            <w:lang w:val="ar_AE" w:bidi="ar_AE"/>
-          </w:rPr>
-          <w:rPr>
-            <w:color w:val="0000EE"/>
-            <w:u w:val="single"/>
-          </w:rPr>
-          <w:t>8:14</w:t>
-        </w:r>
-      </w:hyperlink>
+      <w:r>
+        <w:rPr>
+          <w:rtl/>
+          <w:cs/>
+          <w:lang w:val="ar_AE" w:bidi="ar_AE"/>
+        </w:rPr>
+        <w:t>8:14</w:t>
+      </w:r>
       <w:r>
         <w:rPr>
           <w:rtl/>
@@ -2428,20 +2248,14 @@
         </w:rPr>
         <w:t xml:space="preserve">؛ </w:t>
       </w:r>
-      <w:hyperlink r:id="rId43">
-        <w:r>
-          <w:rPr>
-            <w:rtl/>
-            <w:cs/>
-            <w:lang w:val="ar_AE" w:bidi="ar_AE"/>
-          </w:rPr>
-          <w:rPr>
-            <w:color w:val="0000EE"/>
-            <w:u w:val="single"/>
-          </w:rPr>
-          <w:t>13:6</w:t>
-        </w:r>
-      </w:hyperlink>
+      <w:r>
+        <w:rPr>
+          <w:rtl/>
+          <w:cs/>
+          <w:lang w:val="ar_AE" w:bidi="ar_AE"/>
+        </w:rPr>
+        <w:t>13:6</w:t>
+      </w:r>
       <w:r>
         <w:rPr>
           <w:rtl/>
@@ -2450,20 +2264,14 @@
         </w:rPr>
         <w:t xml:space="preserve">؛ </w:t>
       </w:r>
-      <w:hyperlink r:id="rId44">
-        <w:r>
-          <w:rPr>
-            <w:rtl/>
-            <w:cs/>
-            <w:lang w:val="ar_AE" w:bidi="ar_AE"/>
-          </w:rPr>
-          <w:rPr>
-            <w:color w:val="0000EE"/>
-            <w:u w:val="single"/>
-          </w:rPr>
-          <w:t>أيّوب 8:12–13</w:t>
-        </w:r>
-      </w:hyperlink>
+      <w:r>
+        <w:rPr>
+          <w:rtl/>
+          <w:cs/>
+          <w:lang w:val="ar_AE" w:bidi="ar_AE"/>
+        </w:rPr>
+        <w:t>أيّوب 8:12–13</w:t>
+      </w:r>
       <w:r>
         <w:rPr>
           <w:rtl/>
@@ -2539,20 +2347,14 @@
         </w:rPr>
         <w:t xml:space="preserve">الدينونة الثالثة (انظر الملاحظة على </w:t>
       </w:r>
-      <w:hyperlink r:id="rId37">
-        <w:r>
-          <w:rPr>
-            <w:rtl/>
-            <w:cs/>
-            <w:lang w:val="ar_AE" w:bidi="ar_AE"/>
-          </w:rPr>
-          <w:rPr>
-            <w:color w:val="0000EE"/>
-            <w:u w:val="single"/>
-          </w:rPr>
-          <w:t>2:6–7</w:t>
-        </w:r>
-      </w:hyperlink>
+      <w:r>
+        <w:rPr>
+          <w:rtl/>
+          <w:cs/>
+          <w:lang w:val="ar_AE" w:bidi="ar_AE"/>
+        </w:rPr>
+        <w:t>2:6–7</w:t>
+      </w:r>
       <w:r>
         <w:rPr>
           <w:rtl/>
@@ -2561,20 +2363,14 @@
         </w:rPr>
         <w:t>) غير متوقعة تمامًا. حيث يُعلن الرب، الذي عانى، وهو البار، من خيانة إسرائيل المتكررة، أنه سيتخذ المبادرة في التودد إلى إسرائيل من أجل استعادتها مرة أخرى. سيقودها إلى البرية حيث دخل في عهد معها لأول مرة، بعيدًا عن التأثيرات المغرية للديانة الكنعانية. • كان وادي عخور مسرحًا لأول عمل عصيان لإسرائيل بعد دخولهم أرض الموعد (</w:t>
       </w:r>
-      <w:hyperlink r:id="rId45">
-        <w:r>
-          <w:rPr>
-            <w:rtl/>
-            <w:cs/>
-            <w:lang w:val="ar_AE" w:bidi="ar_AE"/>
-          </w:rPr>
-          <w:rPr>
-            <w:color w:val="0000EE"/>
-            <w:u w:val="single"/>
-          </w:rPr>
-          <w:t>يشوع 7:24–26</w:t>
-        </w:r>
-      </w:hyperlink>
+      <w:r>
+        <w:rPr>
+          <w:rtl/>
+          <w:cs/>
+          <w:lang w:val="ar_AE" w:bidi="ar_AE"/>
+        </w:rPr>
+        <w:t>يشوع 7:24–26</w:t>
+      </w:r>
       <w:r>
         <w:rPr>
           <w:rtl/>
@@ -2583,20 +2379,14 @@
         </w:rPr>
         <w:t>). لكن كان لدى الرب الإرادة والقدرة ليمنح إسرائيل بداية جديدة بعد خطيتهم ومتاعبهم (</w:t>
       </w:r>
-      <w:hyperlink r:id="rId46">
-        <w:r>
-          <w:rPr>
-            <w:rtl/>
-            <w:cs/>
-            <w:lang w:val="ar_AE" w:bidi="ar_AE"/>
-          </w:rPr>
-          <w:rPr>
-            <w:color w:val="0000EE"/>
-            <w:u w:val="single"/>
-          </w:rPr>
-          <w:t>يشوع 8:1–22</w:t>
-        </w:r>
-      </w:hyperlink>
+      <w:r>
+        <w:rPr>
+          <w:rtl/>
+          <w:cs/>
+          <w:lang w:val="ar_AE" w:bidi="ar_AE"/>
+        </w:rPr>
+        <w:t>يشوع 8:1–22</w:t>
+      </w:r>
       <w:r>
         <w:rPr>
           <w:rtl/>
@@ -2672,20 +2462,14 @@
         </w:rPr>
         <w:t xml:space="preserve">وَيَكُونُ فِي ذلِكَ الْيَوْمِ: هذه العبارة التي تبدو غير ملحوظة هي في الواقع ذات أهمية كبيرة في كُتب الأنبياء. فهي تشير إلى يوم الرب القادم (انظر </w:t>
       </w:r>
-      <w:hyperlink r:id="rId47">
-        <w:r>
-          <w:rPr>
-            <w:rtl/>
-            <w:cs/>
-            <w:lang w:val="ar_AE" w:bidi="ar_AE"/>
-          </w:rPr>
-          <w:rPr>
-            <w:color w:val="0000EE"/>
-            <w:u w:val="single"/>
-          </w:rPr>
-          <w:t>يوئيل 1:15</w:t>
-        </w:r>
-      </w:hyperlink>
+      <w:r>
+        <w:rPr>
+          <w:rtl/>
+          <w:cs/>
+          <w:lang w:val="ar_AE" w:bidi="ar_AE"/>
+        </w:rPr>
+        <w:t>يوئيل 1:15</w:t>
+      </w:r>
       <w:r>
         <w:rPr>
           <w:rtl/>
@@ -2694,20 +2478,14 @@
         </w:rPr>
         <w:t xml:space="preserve">؛ </w:t>
       </w:r>
-      <w:hyperlink r:id="rId48">
-        <w:r>
-          <w:rPr>
-            <w:rtl/>
-            <w:cs/>
-            <w:lang w:val="ar_AE" w:bidi="ar_AE"/>
-          </w:rPr>
-          <w:rPr>
-            <w:color w:val="0000EE"/>
-            <w:u w:val="single"/>
-          </w:rPr>
-          <w:t>2:1</w:t>
-        </w:r>
-      </w:hyperlink>
+      <w:r>
+        <w:rPr>
+          <w:rtl/>
+          <w:cs/>
+          <w:lang w:val="ar_AE" w:bidi="ar_AE"/>
+        </w:rPr>
+        <w:t>2:1</w:t>
+      </w:r>
       <w:r>
         <w:rPr>
           <w:rtl/>
@@ -2716,20 +2494,14 @@
         </w:rPr>
         <w:t xml:space="preserve">؛ </w:t>
       </w:r>
-      <w:hyperlink r:id="rId49">
-        <w:r>
-          <w:rPr>
-            <w:rtl/>
-            <w:cs/>
-            <w:lang w:val="ar_AE" w:bidi="ar_AE"/>
-          </w:rPr>
-          <w:rPr>
-            <w:color w:val="0000EE"/>
-            <w:u w:val="single"/>
-          </w:rPr>
-          <w:t>عاموس 5:18</w:t>
-        </w:r>
-      </w:hyperlink>
+      <w:r>
+        <w:rPr>
+          <w:rtl/>
+          <w:cs/>
+          <w:lang w:val="ar_AE" w:bidi="ar_AE"/>
+        </w:rPr>
+        <w:t>عاموس 5:18</w:t>
+      </w:r>
       <w:r>
         <w:rPr>
           <w:rtl/>
@@ -2738,20 +2510,14 @@
         </w:rPr>
         <w:t>)، عندما سيتدخل الرب بشكل حاسم في التاريخ البشري لصالح شعبه. • رَجُلِي، وَلاَ تَدْعِينَنِي بَعْدُ بَعْلِي: في هذا اليوم القادم، ستدخل إسرائيل في علاقة جديدة مع إلهها. لن تدعو إسرائيل الله بعد الآن "سيدي" (بالعبرية بعلي ba‘al)، وهو ما يعني ضمنًا الخضوع وكان أيضًا اسم إله الخصوبة الكنعاني الرئيسي. بدلًا من ذلك، ستخاطب الرب "رجلي أو زوجي"، مما يوحي بالشراكة والرفقة (</w:t>
       </w:r>
-      <w:hyperlink r:id="rId50">
-        <w:r>
-          <w:rPr>
-            <w:rtl/>
-            <w:cs/>
-            <w:lang w:val="ar_AE" w:bidi="ar_AE"/>
-          </w:rPr>
-          <w:rPr>
-            <w:color w:val="0000EE"/>
-            <w:u w:val="single"/>
-          </w:rPr>
-          <w:t>تكوين 2:23–24</w:t>
-        </w:r>
-      </w:hyperlink>
+      <w:r>
+        <w:rPr>
+          <w:rtl/>
+          <w:cs/>
+          <w:lang w:val="ar_AE" w:bidi="ar_AE"/>
+        </w:rPr>
+        <w:t>تكوين 2:23–24</w:t>
+      </w:r>
       <w:r>
         <w:rPr>
           <w:rtl/>
@@ -2990,20 +2756,14 @@
         </w:rPr>
         <w:t xml:space="preserve"> التي نادرًا ما نستخدمها. في العالم القديم، كانت الخطبة تتضمن جميع الخطوات القانونية للزواج، بما في ذلك دفع مهر العروس من قِبَل العريس. الشيء الوحيد غير الموجود هو مراسم الزواج وإتمام العلاقة الجنسية. تعهد الرب بخطبة إسرائيل لنفسه إلى الأبد. ولضمان الطبيعة الأبدية لهذا الزواج الجديد، قدم الله مهر العروس الذي تضمن خمس صفات لا تقدر بثمن: الْعَدْل وَالْحَق وَالإِحْسَان وَالْمَرَاحِم والأمانة. ونتيجة لذلك، قال الرب، أخيرًا ستعرفني إسرائيل (قارن </w:t>
       </w:r>
-      <w:hyperlink r:id="rId38">
-        <w:r>
-          <w:rPr>
-            <w:rtl/>
-            <w:cs/>
-            <w:lang w:val="ar_AE" w:bidi="ar_AE"/>
-          </w:rPr>
-          <w:rPr>
-            <w:color w:val="0000EE"/>
-            <w:u w:val="single"/>
-          </w:rPr>
-          <w:t>2:13</w:t>
-        </w:r>
-      </w:hyperlink>
+      <w:r>
+        <w:rPr>
+          <w:rtl/>
+          <w:cs/>
+          <w:lang w:val="ar_AE" w:bidi="ar_AE"/>
+        </w:rPr>
+        <w:t>2:13</w:t>
+      </w:r>
       <w:r>
         <w:rPr>
           <w:rtl/>
@@ -3079,20 +2839,14 @@
         </w:rPr>
         <w:t>اعتقدت إسرائيل الخائنة أن طعامها وثيابها كانا عطايا من محبيها، البعل (</w:t>
       </w:r>
-      <w:hyperlink r:id="rId51">
-        <w:r>
-          <w:rPr>
-            <w:rtl/>
-            <w:cs/>
-            <w:lang w:val="ar_AE" w:bidi="ar_AE"/>
-          </w:rPr>
-          <w:rPr>
-            <w:color w:val="0000EE"/>
-            <w:u w:val="single"/>
-          </w:rPr>
-          <w:t>2:5</w:t>
-        </w:r>
-      </w:hyperlink>
+      <w:r>
+        <w:rPr>
+          <w:rtl/>
+          <w:cs/>
+          <w:lang w:val="ar_AE" w:bidi="ar_AE"/>
+        </w:rPr>
+        <w:t>2:5</w:t>
+      </w:r>
       <w:r>
         <w:rPr>
           <w:rtl/>
@@ -3219,20 +2973,14 @@
         </w:rPr>
         <w:t>وكما وعد الله (</w:t>
       </w:r>
-      <w:hyperlink r:id="rId52">
-        <w:r>
-          <w:rPr>
-            <w:rtl/>
-            <w:cs/>
-            <w:lang w:val="ar_AE" w:bidi="ar_AE"/>
-          </w:rPr>
-          <w:rPr>
-            <w:color w:val="0000EE"/>
-            <w:u w:val="single"/>
-          </w:rPr>
-          <w:t>2:1</w:t>
-        </w:r>
-      </w:hyperlink>
+      <w:r>
+        <w:rPr>
+          <w:rtl/>
+          <w:cs/>
+          <w:lang w:val="ar_AE" w:bidi="ar_AE"/>
+        </w:rPr>
+        <w:t>2:1</w:t>
+      </w:r>
       <w:r>
         <w:rPr>
           <w:rtl/>
@@ -3392,20 +3140,14 @@
         </w:rPr>
         <w:t xml:space="preserve">فَاشْتَرَيْتُهَا لِنَفْسِي: لا يوضح النص الكتابي سبب حاجة النبي لشراء زوجته. معظم المفسرين افترضوا أن جومر الخائنة قد وقعت في الديون وصارت جارية. قد يشير السعر الضئيل الذي دفعه هوشع لها إلى أن جومر كانت تعدّ جارية ذات قيمة قليلة (انظر </w:t>
       </w:r>
-      <w:hyperlink r:id="rId53">
-        <w:r>
-          <w:rPr>
-            <w:rtl/>
-            <w:cs/>
-            <w:lang w:val="ar_AE" w:bidi="ar_AE"/>
-          </w:rPr>
-          <w:rPr>
-            <w:color w:val="0000EE"/>
-            <w:u w:val="single"/>
-          </w:rPr>
-          <w:t>خروج 21:32</w:t>
-        </w:r>
-      </w:hyperlink>
+      <w:r>
+        <w:rPr>
+          <w:rtl/>
+          <w:cs/>
+          <w:lang w:val="ar_AE" w:bidi="ar_AE"/>
+        </w:rPr>
+        <w:t>خروج 21:32</w:t>
+      </w:r>
       <w:r>
         <w:rPr>
           <w:rtl/>
@@ -3414,20 +3156,14 @@
         </w:rPr>
         <w:t xml:space="preserve">؛ </w:t>
       </w:r>
-      <w:hyperlink r:id="rId54">
-        <w:r>
-          <w:rPr>
-            <w:rtl/>
-            <w:cs/>
-            <w:lang w:val="ar_AE" w:bidi="ar_AE"/>
-          </w:rPr>
-          <w:rPr>
-            <w:color w:val="0000EE"/>
-            <w:u w:val="single"/>
-          </w:rPr>
-          <w:t>لاويين 27:4</w:t>
-        </w:r>
-      </w:hyperlink>
+      <w:r>
+        <w:rPr>
+          <w:rtl/>
+          <w:cs/>
+          <w:lang w:val="ar_AE" w:bidi="ar_AE"/>
+        </w:rPr>
+        <w:t>لاويين 27:4</w:t>
+      </w:r>
       <w:r>
         <w:rPr>
           <w:rtl/>
@@ -3654,20 +3390,14 @@
         </w:rPr>
         <w:t xml:space="preserve">إِنَّ لِلرَّبِّ مُحَاكَمَةً مَعَ سُكَّانِ الأَرْضِ: أصدر هوشع لائحة اتهام إلهية ضد إسرائيل لنقض عهدهم مع الرب (انظر أيضًا </w:t>
       </w:r>
-      <w:hyperlink r:id="rId55">
-        <w:r>
-          <w:rPr>
-            <w:rtl/>
-            <w:cs/>
-            <w:lang w:val="ar_AE" w:bidi="ar_AE"/>
-          </w:rPr>
-          <w:rPr>
-            <w:color w:val="0000EE"/>
-            <w:u w:val="single"/>
-          </w:rPr>
-          <w:t>إشعياء 3:13</w:t>
-        </w:r>
-      </w:hyperlink>
+      <w:r>
+        <w:rPr>
+          <w:rtl/>
+          <w:cs/>
+          <w:lang w:val="ar_AE" w:bidi="ar_AE"/>
+        </w:rPr>
+        <w:t>إشعياء 3:13</w:t>
+      </w:r>
       <w:r>
         <w:rPr>
           <w:rtl/>
@@ -3676,20 +3406,14 @@
         </w:rPr>
         <w:t xml:space="preserve">؛ </w:t>
       </w:r>
-      <w:hyperlink r:id="rId56">
-        <w:r>
-          <w:rPr>
-            <w:rtl/>
-            <w:cs/>
-            <w:lang w:val="ar_AE" w:bidi="ar_AE"/>
-          </w:rPr>
-          <w:rPr>
-            <w:color w:val="0000EE"/>
-            <w:u w:val="single"/>
-          </w:rPr>
-          <w:t>ميخا 6:2</w:t>
-        </w:r>
-      </w:hyperlink>
+      <w:r>
+        <w:rPr>
+          <w:rtl/>
+          <w:cs/>
+          <w:lang w:val="ar_AE" w:bidi="ar_AE"/>
+        </w:rPr>
+        <w:t>ميخا 6:2</w:t>
+      </w:r>
       <w:r>
         <w:rPr>
           <w:rtl/>
@@ -3832,20 +3556,14 @@
         </w:rPr>
         <w:t>اتهم النبي بني إسرائيل أيضًا بخطايا الأفعال. والجرائم المذكورة هنا محظورة جميعها في الوصايا العشر (</w:t>
       </w:r>
-      <w:hyperlink r:id="rId57">
-        <w:r>
-          <w:rPr>
-            <w:rtl/>
-            <w:cs/>
-            <w:lang w:val="ar_AE" w:bidi="ar_AE"/>
-          </w:rPr>
-          <w:rPr>
-            <w:color w:val="0000EE"/>
-            <w:u w:val="single"/>
-          </w:rPr>
-          <w:t>خروج 20:3–17</w:t>
-        </w:r>
-      </w:hyperlink>
+      <w:r>
+        <w:rPr>
+          <w:rtl/>
+          <w:cs/>
+          <w:lang w:val="ar_AE" w:bidi="ar_AE"/>
+        </w:rPr>
+        <w:t>خروج 20:3–17</w:t>
+      </w:r>
       <w:r>
         <w:rPr>
           <w:rtl/>
@@ -3854,20 +3572,14 @@
         </w:rPr>
         <w:t xml:space="preserve">؛ </w:t>
       </w:r>
-      <w:hyperlink r:id="rId58">
-        <w:r>
-          <w:rPr>
-            <w:rtl/>
-            <w:cs/>
-            <w:lang w:val="ar_AE" w:bidi="ar_AE"/>
-          </w:rPr>
-          <w:rPr>
-            <w:color w:val="0000EE"/>
-            <w:u w:val="single"/>
-          </w:rPr>
-          <w:t>تثنية 5:7–21</w:t>
-        </w:r>
-      </w:hyperlink>
+      <w:r>
+        <w:rPr>
+          <w:rtl/>
+          <w:cs/>
+          <w:lang w:val="ar_AE" w:bidi="ar_AE"/>
+        </w:rPr>
+        <w:t>تثنية 5:7–21</w:t>
+      </w:r>
       <w:r>
         <w:rPr>
           <w:rtl/>
@@ -4314,20 +4026,14 @@
         </w:rPr>
         <w:t>شَعْبِي يَسْأَلُ خَشَبَهُ! لآلاف السنين، عبد الناس الأشياء الطبيعية مثل الخشب والأحجار التي اعتقدوا أنها تجسّد الأرواح والآلهة (</w:t>
       </w:r>
-      <w:hyperlink r:id="rId59">
-        <w:r>
-          <w:rPr>
-            <w:rtl/>
-            <w:cs/>
-            <w:lang w:val="ar_AE" w:bidi="ar_AE"/>
-          </w:rPr>
-          <w:rPr>
-            <w:color w:val="0000EE"/>
-            <w:u w:val="single"/>
-          </w:rPr>
-          <w:t>إرميا 2:27</w:t>
-        </w:r>
-      </w:hyperlink>
+      <w:r>
+        <w:rPr>
+          <w:rtl/>
+          <w:cs/>
+          <w:lang w:val="ar_AE" w:bidi="ar_AE"/>
+        </w:rPr>
+        <w:t>إرميا 2:27</w:t>
+      </w:r>
       <w:r>
         <w:rPr>
           <w:rtl/>
@@ -4336,20 +4042,14 @@
         </w:rPr>
         <w:t>). ويرفض الدين الكتابي مثل هذه الممارسات والمعتقدات (</w:t>
       </w:r>
-      <w:hyperlink r:id="rId60">
-        <w:r>
-          <w:rPr>
-            <w:rtl/>
-            <w:cs/>
-            <w:lang w:val="ar_AE" w:bidi="ar_AE"/>
-          </w:rPr>
-          <w:rPr>
-            <w:color w:val="0000EE"/>
-            <w:u w:val="single"/>
-          </w:rPr>
-          <w:t>خروج 20:4–5</w:t>
-        </w:r>
-      </w:hyperlink>
+      <w:r>
+        <w:rPr>
+          <w:rtl/>
+          <w:cs/>
+          <w:lang w:val="ar_AE" w:bidi="ar_AE"/>
+        </w:rPr>
+        <w:t>خروج 20:4–5</w:t>
+      </w:r>
       <w:r>
         <w:rPr>
           <w:rtl/>
@@ -4358,20 +4058,14 @@
         </w:rPr>
         <w:t xml:space="preserve">؛ </w:t>
       </w:r>
-      <w:hyperlink r:id="rId61">
-        <w:r>
-          <w:rPr>
-            <w:rtl/>
-            <w:cs/>
-            <w:lang w:val="ar_AE" w:bidi="ar_AE"/>
-          </w:rPr>
-          <w:rPr>
-            <w:color w:val="0000EE"/>
-            <w:u w:val="single"/>
-          </w:rPr>
-          <w:t>إشعياء 44:19</w:t>
-        </w:r>
-      </w:hyperlink>
+      <w:r>
+        <w:rPr>
+          <w:rtl/>
+          <w:cs/>
+          <w:lang w:val="ar_AE" w:bidi="ar_AE"/>
+        </w:rPr>
+        <w:t>إشعياء 44:19</w:t>
+      </w:r>
       <w:r>
         <w:rPr>
           <w:rtl/>
@@ -4447,20 +4141,14 @@
         </w:rPr>
         <w:t>العديد من الشعائر الدينية الكنعانية كانت تمارس على قمم الجبال والتلال. في هذه "المرتفعات" الوثنية، كانت الأشجار المُقَدَّسة تُستخدم عادة في عبادة الخصوبة (</w:t>
       </w:r>
-      <w:hyperlink r:id="rId62">
-        <w:r>
-          <w:rPr>
-            <w:rtl/>
-            <w:cs/>
-            <w:lang w:val="ar_AE" w:bidi="ar_AE"/>
-          </w:rPr>
-          <w:rPr>
-            <w:color w:val="0000EE"/>
-            <w:u w:val="single"/>
-          </w:rPr>
-          <w:t>1 ملوك 14:23</w:t>
-        </w:r>
-      </w:hyperlink>
+      <w:r>
+        <w:rPr>
+          <w:rtl/>
+          <w:cs/>
+          <w:lang w:val="ar_AE" w:bidi="ar_AE"/>
+        </w:rPr>
+        <w:t>1 ملوك 14:23</w:t>
+      </w:r>
       <w:r>
         <w:rPr>
           <w:rtl/>
@@ -4469,20 +4157,14 @@
         </w:rPr>
         <w:t xml:space="preserve">؛ </w:t>
       </w:r>
-      <w:hyperlink r:id="rId63">
-        <w:r>
-          <w:rPr>
-            <w:rtl/>
-            <w:cs/>
-            <w:lang w:val="ar_AE" w:bidi="ar_AE"/>
-          </w:rPr>
-          <w:rPr>
-            <w:color w:val="0000EE"/>
-            <w:u w:val="single"/>
-          </w:rPr>
-          <w:t>إرميا 2:20</w:t>
-        </w:r>
-      </w:hyperlink>
+      <w:r>
+        <w:rPr>
+          <w:rtl/>
+          <w:cs/>
+          <w:lang w:val="ar_AE" w:bidi="ar_AE"/>
+        </w:rPr>
+        <w:t>إرميا 2:20</w:t>
+      </w:r>
       <w:r>
         <w:rPr>
           <w:rtl/>
@@ -4558,20 +4240,14 @@
         </w:rPr>
         <w:t>أعلن الله أنه لن يميز ضد النساء الشابات بسبب زناهن. ويتناقض هذا الإعلان مع المعايير المزدوجة التي كانت شائعة في الثقافات القديمة. • النَّاذِرَاتِ الزِّنَى: الكلمة العبرية تشير إلى العاهرات الإناث اللواتي كُنَّ مكرسات لعبادة البعل والسواري في معابد البعل (</w:t>
       </w:r>
-      <w:hyperlink r:id="rId64">
-        <w:r>
-          <w:rPr>
-            <w:rtl/>
-            <w:cs/>
-            <w:lang w:val="ar_AE" w:bidi="ar_AE"/>
-          </w:rPr>
-          <w:rPr>
-            <w:color w:val="0000EE"/>
-            <w:u w:val="single"/>
-          </w:rPr>
-          <w:t>تثنية 23:18</w:t>
-        </w:r>
-      </w:hyperlink>
+      <w:r>
+        <w:rPr>
+          <w:rtl/>
+          <w:cs/>
+          <w:lang w:val="ar_AE" w:bidi="ar_AE"/>
+        </w:rPr>
+        <w:t>تثنية 23:18</w:t>
+      </w:r>
       <w:r>
         <w:rPr>
           <w:rtl/>
@@ -4647,20 +4323,14 @@
         </w:rPr>
         <w:t xml:space="preserve">يشير بَيْتِ آوَنَ إلى الشر الذي يُمارس في بيت إيل، وهو المركز الأهم للعبادة في مملكة إسرائيل الشمالية (انظر </w:t>
       </w:r>
-      <w:hyperlink r:id="rId65">
-        <w:r>
-          <w:rPr>
-            <w:rtl/>
-            <w:cs/>
-            <w:lang w:val="ar_AE" w:bidi="ar_AE"/>
-          </w:rPr>
-          <w:rPr>
-            <w:color w:val="0000EE"/>
-            <w:u w:val="single"/>
-          </w:rPr>
-          <w:t>عاموس 7:13</w:t>
-        </w:r>
-      </w:hyperlink>
+      <w:r>
+        <w:rPr>
+          <w:rtl/>
+          <w:cs/>
+          <w:lang w:val="ar_AE" w:bidi="ar_AE"/>
+        </w:rPr>
+        <w:t>عاموس 7:13</w:t>
+      </w:r>
       <w:r>
         <w:rPr>
           <w:rtl/>
@@ -4669,20 +4339,14 @@
         </w:rPr>
         <w:t xml:space="preserve">؛ قارن </w:t>
       </w:r>
-      <w:hyperlink r:id="rId66">
-        <w:r>
-          <w:rPr>
-            <w:rtl/>
-            <w:cs/>
-            <w:lang w:val="ar_AE" w:bidi="ar_AE"/>
-          </w:rPr>
-          <w:rPr>
-            <w:color w:val="0000EE"/>
-            <w:u w:val="single"/>
-          </w:rPr>
-          <w:t>هوشع 5:8</w:t>
-        </w:r>
-      </w:hyperlink>
+      <w:r>
+        <w:rPr>
+          <w:rtl/>
+          <w:cs/>
+          <w:lang w:val="ar_AE" w:bidi="ar_AE"/>
+        </w:rPr>
+        <w:t>هوشع 5:8</w:t>
+      </w:r>
       <w:r>
         <w:rPr>
           <w:rtl/>
@@ -4691,20 +4355,14 @@
         </w:rPr>
         <w:t xml:space="preserve">؛ </w:t>
       </w:r>
-      <w:hyperlink r:id="rId67">
-        <w:r>
-          <w:rPr>
-            <w:rtl/>
-            <w:cs/>
-            <w:lang w:val="ar_AE" w:bidi="ar_AE"/>
-          </w:rPr>
-          <w:rPr>
-            <w:color w:val="0000EE"/>
-            <w:u w:val="single"/>
-          </w:rPr>
-          <w:t>10:5</w:t>
-        </w:r>
-      </w:hyperlink>
+      <w:r>
+        <w:rPr>
+          <w:rtl/>
+          <w:cs/>
+          <w:lang w:val="ar_AE" w:bidi="ar_AE"/>
+        </w:rPr>
+        <w:t>10:5</w:t>
+      </w:r>
       <w:r>
         <w:rPr>
           <w:rtl/>
@@ -4948,20 +4606,14 @@
         </w:rPr>
         <w:t xml:space="preserve"> بشكل متكرر في أسفار موسى الخمسة لوصف النجاسة الطقسية، وهي حالة جسدية تمنع الشخص من عبادة الله في الهيكل (</w:t>
       </w:r>
-      <w:hyperlink r:id="rId68">
-        <w:r>
-          <w:rPr>
-            <w:rtl/>
-            <w:cs/>
-            <w:lang w:val="ar_AE" w:bidi="ar_AE"/>
-          </w:rPr>
-          <w:rPr>
-            <w:color w:val="0000EE"/>
-            <w:u w:val="single"/>
-          </w:rPr>
-          <w:t>لاويين 11–15</w:t>
-        </w:r>
-      </w:hyperlink>
+      <w:r>
+        <w:rPr>
+          <w:rtl/>
+          <w:cs/>
+          <w:lang w:val="ar_AE" w:bidi="ar_AE"/>
+        </w:rPr>
+        <w:t>لاويين 11–15</w:t>
+      </w:r>
       <w:r>
         <w:rPr>
           <w:rtl/>
@@ -4970,20 +4622,14 @@
         </w:rPr>
         <w:t>). استخدم الأنبياء هذا المفهوم كاستعارة لنجاسة إسرائيل الأخلاقية نتيجة لعبادتها للأوثان (</w:t>
       </w:r>
-      <w:hyperlink r:id="rId69">
-        <w:r>
-          <w:rPr>
-            <w:rtl/>
-            <w:cs/>
-            <w:lang w:val="ar_AE" w:bidi="ar_AE"/>
-          </w:rPr>
-          <w:rPr>
-            <w:color w:val="0000EE"/>
-            <w:u w:val="single"/>
-          </w:rPr>
-          <w:t>إشعياء 6:5</w:t>
-        </w:r>
-      </w:hyperlink>
+      <w:r>
+        <w:rPr>
+          <w:rtl/>
+          <w:cs/>
+          <w:lang w:val="ar_AE" w:bidi="ar_AE"/>
+        </w:rPr>
+        <w:t>إشعياء 6:5</w:t>
+      </w:r>
       <w:r>
         <w:rPr>
           <w:rtl/>
@@ -4992,20 +4638,14 @@
         </w:rPr>
         <w:t xml:space="preserve">؛ </w:t>
       </w:r>
-      <w:hyperlink r:id="rId70">
-        <w:r>
-          <w:rPr>
-            <w:rtl/>
-            <w:cs/>
-            <w:lang w:val="ar_AE" w:bidi="ar_AE"/>
-          </w:rPr>
-          <w:rPr>
-            <w:color w:val="0000EE"/>
-            <w:u w:val="single"/>
-          </w:rPr>
-          <w:t>ميخا 2:10</w:t>
-        </w:r>
-      </w:hyperlink>
+      <w:r>
+        <w:rPr>
+          <w:rtl/>
+          <w:cs/>
+          <w:lang w:val="ar_AE" w:bidi="ar_AE"/>
+        </w:rPr>
+        <w:t>ميخا 2:10</w:t>
+      </w:r>
       <w:r>
         <w:rPr>
           <w:rtl/>
@@ -5352,20 +4992,14 @@
         </w:rPr>
         <w:t xml:space="preserve">): كان الرب هو مالك الأرض، وقد عهد بها إلى الأسباط بعد دخول الأرض (انظر </w:t>
       </w:r>
-      <w:hyperlink r:id="rId71">
-        <w:r>
-          <w:rPr>
-            <w:rtl/>
-            <w:cs/>
-            <w:lang w:val="ar_AE" w:bidi="ar_AE"/>
-          </w:rPr>
-          <w:rPr>
-            <w:color w:val="0000EE"/>
-            <w:u w:val="single"/>
-          </w:rPr>
-          <w:t>يشوع 13:8–19:51</w:t>
-        </w:r>
-      </w:hyperlink>
+      <w:r>
+        <w:rPr>
+          <w:rtl/>
+          <w:cs/>
+          <w:lang w:val="ar_AE" w:bidi="ar_AE"/>
+        </w:rPr>
+        <w:t>يشوع 13:8–19:51</w:t>
+      </w:r>
       <w:r>
         <w:rPr>
           <w:rtl/>
@@ -5374,20 +5008,14 @@
         </w:rPr>
         <w:t>). كان تحريك علامة الحدود وتغيير تخوم الله المعينة بمثابة سرقة من الله (</w:t>
       </w:r>
-      <w:hyperlink r:id="rId72">
-        <w:r>
-          <w:rPr>
-            <w:rtl/>
-            <w:cs/>
-            <w:lang w:val="ar_AE" w:bidi="ar_AE"/>
-          </w:rPr>
-          <w:rPr>
-            <w:color w:val="0000EE"/>
-            <w:u w:val="single"/>
-          </w:rPr>
-          <w:t>تثنية 19:14</w:t>
-        </w:r>
-      </w:hyperlink>
+      <w:r>
+        <w:rPr>
+          <w:rtl/>
+          <w:cs/>
+          <w:lang w:val="ar_AE" w:bidi="ar_AE"/>
+        </w:rPr>
+        <w:t>تثنية 19:14</w:t>
+      </w:r>
       <w:r>
         <w:rPr>
           <w:rtl/>
@@ -5396,20 +5024,14 @@
         </w:rPr>
         <w:t>). ومثل هذا الفعل كان يستدعي العقاب الإلهي بحق (</w:t>
       </w:r>
-      <w:hyperlink r:id="rId73">
-        <w:r>
-          <w:rPr>
-            <w:rtl/>
-            <w:cs/>
-            <w:lang w:val="ar_AE" w:bidi="ar_AE"/>
-          </w:rPr>
-          <w:rPr>
-            <w:color w:val="0000EE"/>
-            <w:u w:val="single"/>
-          </w:rPr>
-          <w:t>تثنية 27:17</w:t>
-        </w:r>
-      </w:hyperlink>
+      <w:r>
+        <w:rPr>
+          <w:rtl/>
+          <w:cs/>
+          <w:lang w:val="ar_AE" w:bidi="ar_AE"/>
+        </w:rPr>
+        <w:t>تثنية 27:17</w:t>
+      </w:r>
       <w:r>
         <w:rPr>
           <w:rtl/>
@@ -5552,20 +5174,14 @@
         </w:rPr>
         <w:t>في محاولة أخيرة لتجنب الدمار الكامل، أطاح بنو إسرائيل بالملك فقح ونصبوا ملكًا جديدًا، هوشع، على العرش. ثم طلب هوشع من ملك أشور شلمنأسر السلام (</w:t>
       </w:r>
-      <w:hyperlink r:id="rId74">
-        <w:r>
-          <w:rPr>
-            <w:rtl/>
-            <w:cs/>
-            <w:lang w:val="ar_AE" w:bidi="ar_AE"/>
-          </w:rPr>
-          <w:rPr>
-            <w:color w:val="0000EE"/>
-            <w:u w:val="single"/>
-          </w:rPr>
-          <w:t>2 ملوك 15:29–30</w:t>
-        </w:r>
-      </w:hyperlink>
+      <w:r>
+        <w:rPr>
+          <w:rtl/>
+          <w:cs/>
+          <w:lang w:val="ar_AE" w:bidi="ar_AE"/>
+        </w:rPr>
+        <w:t>2 ملوك 15:29–30</w:t>
+      </w:r>
       <w:r>
         <w:rPr>
           <w:rtl/>
@@ -5574,20 +5190,14 @@
         </w:rPr>
         <w:t xml:space="preserve">؛ </w:t>
       </w:r>
-      <w:hyperlink r:id="rId75">
-        <w:r>
-          <w:rPr>
-            <w:rtl/>
-            <w:cs/>
-            <w:lang w:val="ar_AE" w:bidi="ar_AE"/>
-          </w:rPr>
-          <w:rPr>
-            <w:color w:val="0000EE"/>
-            <w:u w:val="single"/>
-          </w:rPr>
-          <w:t>17:3</w:t>
-        </w:r>
-      </w:hyperlink>
+      <w:r>
+        <w:rPr>
+          <w:rtl/>
+          <w:cs/>
+          <w:lang w:val="ar_AE" w:bidi="ar_AE"/>
+        </w:rPr>
+        <w:t>17:3</w:t>
+      </w:r>
       <w:r>
         <w:rPr>
           <w:rtl/>
@@ -5663,20 +5273,14 @@
         </w:rPr>
         <w:t xml:space="preserve">ذكّر هوشع إسرائيل مرة أخرى بأن الدينونة الإلهية لم تكن مجرد عقاب. كان هدف الله هو إقناع إسرائيل بالاعتراف بذنبهم والعودة إلى الرب (انظر </w:t>
       </w:r>
-      <w:hyperlink r:id="rId76">
-        <w:r>
-          <w:rPr>
-            <w:rtl/>
-            <w:cs/>
-            <w:lang w:val="ar_AE" w:bidi="ar_AE"/>
-          </w:rPr>
-          <w:rPr>
-            <w:color w:val="0000EE"/>
-            <w:u w:val="single"/>
-          </w:rPr>
-          <w:t>2:2</w:t>
-        </w:r>
-      </w:hyperlink>
+      <w:r>
+        <w:rPr>
+          <w:rtl/>
+          <w:cs/>
+          <w:lang w:val="ar_AE" w:bidi="ar_AE"/>
+        </w:rPr>
+        <w:t>2:2</w:t>
+      </w:r>
       <w:r>
         <w:rPr>
           <w:rtl/>
@@ -5685,20 +5289,14 @@
         </w:rPr>
         <w:t xml:space="preserve">، </w:t>
       </w:r>
-      <w:hyperlink r:id="rId36">
-        <w:r>
-          <w:rPr>
-            <w:rtl/>
-            <w:cs/>
-            <w:lang w:val="ar_AE" w:bidi="ar_AE"/>
-          </w:rPr>
-          <w:rPr>
-            <w:color w:val="0000EE"/>
-            <w:u w:val="single"/>
-          </w:rPr>
-          <w:t>14</w:t>
-        </w:r>
-      </w:hyperlink>
+      <w:r>
+        <w:rPr>
+          <w:rtl/>
+          <w:cs/>
+          <w:lang w:val="ar_AE" w:bidi="ar_AE"/>
+        </w:rPr>
+        <w:t>14</w:t>
+      </w:r>
       <w:r>
         <w:rPr>
           <w:rtl/>
@@ -5908,20 +5506,14 @@
         </w:rPr>
         <w:t xml:space="preserve">في إحدى الآيات الرئيسية لهوشع، يذكر الله أهم الصفات التي يجب أن تميز عهد بني إسرائيل معه. أولًا، يرغب الرب في أن يظهر شعبه المحبة أكثر من الذبائح. المحبة (بالعبرية خيسيد) تتضمن الأمانة (انظر </w:t>
       </w:r>
-      <w:hyperlink r:id="rId77">
-        <w:r>
-          <w:rPr>
-            <w:rtl/>
-            <w:cs/>
-            <w:lang w:val="ar_AE" w:bidi="ar_AE"/>
-          </w:rPr>
-          <w:rPr>
-            <w:color w:val="0000EE"/>
-            <w:u w:val="single"/>
-          </w:rPr>
-          <w:t>4:1</w:t>
-        </w:r>
-      </w:hyperlink>
+      <w:r>
+        <w:rPr>
+          <w:rtl/>
+          <w:cs/>
+          <w:lang w:val="ar_AE" w:bidi="ar_AE"/>
+        </w:rPr>
+        <w:t>4:1</w:t>
+      </w:r>
       <w:r>
         <w:rPr>
           <w:rtl/>
@@ -5930,20 +5522,14 @@
         </w:rPr>
         <w:t xml:space="preserve">؛ </w:t>
       </w:r>
-      <w:hyperlink r:id="rId78">
-        <w:r>
-          <w:rPr>
-            <w:rtl/>
-            <w:cs/>
-            <w:lang w:val="ar_AE" w:bidi="ar_AE"/>
-          </w:rPr>
-          <w:rPr>
-            <w:color w:val="0000EE"/>
-            <w:u w:val="single"/>
-          </w:rPr>
-          <w:t>6:4</w:t>
-        </w:r>
-      </w:hyperlink>
+      <w:r>
+        <w:rPr>
+          <w:rtl/>
+          <w:cs/>
+          <w:lang w:val="ar_AE" w:bidi="ar_AE"/>
+        </w:rPr>
+        <w:t>6:4</w:t>
+      </w:r>
       <w:r>
         <w:rPr>
           <w:rtl/>
@@ -5952,20 +5538,14 @@
         </w:rPr>
         <w:t>). الله دائمًا أمين (</w:t>
       </w:r>
-      <w:hyperlink r:id="rId79">
-        <w:r>
-          <w:rPr>
-            <w:rtl/>
-            <w:cs/>
-            <w:lang w:val="ar_AE" w:bidi="ar_AE"/>
-          </w:rPr>
-          <w:rPr>
-            <w:color w:val="0000EE"/>
-            <w:u w:val="single"/>
-          </w:rPr>
-          <w:t>مز 136</w:t>
-        </w:r>
-      </w:hyperlink>
+      <w:r>
+        <w:rPr>
+          <w:rtl/>
+          <w:cs/>
+          <w:lang w:val="ar_AE" w:bidi="ar_AE"/>
+        </w:rPr>
+        <w:t>مز 136</w:t>
+      </w:r>
       <w:r>
         <w:rPr>
           <w:rtl/>
@@ -5990,20 +5570,14 @@
         </w:rPr>
         <w:t xml:space="preserve">” ملاحظة موضوعية). فالعلاقة الشخصية الحميمة بالله تتميز بالثقة الكاملة والنزاهة. ولا تزل للذبيحة مكانتها المناسبة في الديانة الإسرائيلية، ولكن فقط عندما تُقدم من قِبل شعب يعرف ويحب الله حقًا (انظر </w:t>
       </w:r>
-      <w:hyperlink r:id="rId80">
-        <w:r>
-          <w:rPr>
-            <w:rtl/>
-            <w:cs/>
-            <w:lang w:val="ar_AE" w:bidi="ar_AE"/>
-          </w:rPr>
-          <w:rPr>
-            <w:color w:val="0000EE"/>
-            <w:u w:val="single"/>
-          </w:rPr>
-          <w:t>إشعياء 1:10–17</w:t>
-        </w:r>
-      </w:hyperlink>
+      <w:r>
+        <w:rPr>
+          <w:rtl/>
+          <w:cs/>
+          <w:lang w:val="ar_AE" w:bidi="ar_AE"/>
+        </w:rPr>
+        <w:t>إشعياء 1:10–17</w:t>
+      </w:r>
       <w:r>
         <w:rPr>
           <w:rtl/>
@@ -6012,20 +5586,14 @@
         </w:rPr>
         <w:t xml:space="preserve">؛ </w:t>
       </w:r>
-      <w:hyperlink r:id="rId41">
-        <w:r>
-          <w:rPr>
-            <w:rtl/>
-            <w:cs/>
-            <w:lang w:val="ar_AE" w:bidi="ar_AE"/>
-          </w:rPr>
-          <w:rPr>
-            <w:color w:val="0000EE"/>
-            <w:u w:val="single"/>
-          </w:rPr>
-          <w:t>عاموس 5:21–24</w:t>
-        </w:r>
-      </w:hyperlink>
+      <w:r>
+        <w:rPr>
+          <w:rtl/>
+          <w:cs/>
+          <w:lang w:val="ar_AE" w:bidi="ar_AE"/>
+        </w:rPr>
+        <w:t>عاموس 5:21–24</w:t>
+      </w:r>
       <w:r>
         <w:rPr>
           <w:rtl/>
@@ -6034,20 +5602,14 @@
         </w:rPr>
         <w:t xml:space="preserve">؛ </w:t>
       </w:r>
-      <w:hyperlink r:id="rId81">
-        <w:r>
-          <w:rPr>
-            <w:rtl/>
-            <w:cs/>
-            <w:lang w:val="ar_AE" w:bidi="ar_AE"/>
-          </w:rPr>
-          <w:rPr>
-            <w:color w:val="0000EE"/>
-            <w:u w:val="single"/>
-          </w:rPr>
-          <w:t>ميخا 6:6–8</w:t>
-        </w:r>
-      </w:hyperlink>
+      <w:r>
+        <w:rPr>
+          <w:rtl/>
+          <w:cs/>
+          <w:lang w:val="ar_AE" w:bidi="ar_AE"/>
+        </w:rPr>
+        <w:t>ميخا 6:6–8</w:t>
+      </w:r>
       <w:r>
         <w:rPr>
           <w:rtl/>
@@ -6202,20 +5764,14 @@
         </w:rPr>
         <w:t xml:space="preserve">كَمَا يَكْمُنُ لُصُوصٌ لإِنْسَانٍ، كَذلِكَ زُمْرَةُ الْكَهَنَةِ فِي الطَّرِيقِ: يدين هوشع القادة الدينيين مرة أخرى بسبب جرائمهم (انظر </w:t>
       </w:r>
-      <w:hyperlink r:id="rId82">
-        <w:r>
-          <w:rPr>
-            <w:rtl/>
-            <w:cs/>
-            <w:lang w:val="ar_AE" w:bidi="ar_AE"/>
-          </w:rPr>
-          <w:rPr>
-            <w:color w:val="0000EE"/>
-            <w:u w:val="single"/>
-          </w:rPr>
-          <w:t>4:4–8</w:t>
-        </w:r>
-      </w:hyperlink>
+      <w:r>
+        <w:rPr>
+          <w:rtl/>
+          <w:cs/>
+          <w:lang w:val="ar_AE" w:bidi="ar_AE"/>
+        </w:rPr>
+        <w:t>4:4–8</w:t>
+      </w:r>
       <w:r>
         <w:rPr>
           <w:rtl/>
@@ -6291,20 +5847,14 @@
         </w:rPr>
         <w:t xml:space="preserve">أَمْرًا فَظِيعًا: يستخدم النبي هذه الكلمة النادرة (أيضًا في </w:t>
       </w:r>
-      <w:hyperlink r:id="rId83">
-        <w:r>
-          <w:rPr>
-            <w:rtl/>
-            <w:cs/>
-            <w:lang w:val="ar_AE" w:bidi="ar_AE"/>
-          </w:rPr>
-          <w:rPr>
-            <w:color w:val="0000EE"/>
-            <w:u w:val="single"/>
-          </w:rPr>
-          <w:t>إرميا 18:13</w:t>
-        </w:r>
-      </w:hyperlink>
+      <w:r>
+        <w:rPr>
+          <w:rtl/>
+          <w:cs/>
+          <w:lang w:val="ar_AE" w:bidi="ar_AE"/>
+        </w:rPr>
+        <w:t>إرميا 18:13</w:t>
+      </w:r>
       <w:r>
         <w:rPr>
           <w:rtl/>
@@ -6380,20 +5930,14 @@
         </w:rPr>
         <w:t xml:space="preserve">حِينَمَا كُنْتُ أَشْفِي إِسْرَائِيلَ: كانت رغبة الله العميقة هي شفاء زنى إسرائيل (انظر </w:t>
       </w:r>
-      <w:hyperlink r:id="rId84">
-        <w:r>
-          <w:rPr>
-            <w:rtl/>
-            <w:cs/>
-            <w:lang w:val="ar_AE" w:bidi="ar_AE"/>
-          </w:rPr>
-          <w:rPr>
-            <w:color w:val="0000EE"/>
-            <w:u w:val="single"/>
-          </w:rPr>
-          <w:t>14:4</w:t>
-        </w:r>
-      </w:hyperlink>
+      <w:r>
+        <w:rPr>
+          <w:rtl/>
+          <w:cs/>
+          <w:lang w:val="ar_AE" w:bidi="ar_AE"/>
+        </w:rPr>
+        <w:t>14:4</w:t>
+      </w:r>
       <w:r>
         <w:rPr>
           <w:rtl/>
@@ -6603,20 +6147,14 @@
         </w:rPr>
         <w:t>فَاسِقُونَ: استخدم هوشع هذا المصطلح سابقًا لوصف الارتداد الروحي (</w:t>
       </w:r>
-      <w:hyperlink r:id="rId85">
-        <w:r>
-          <w:rPr>
-            <w:rtl/>
-            <w:cs/>
-            <w:lang w:val="ar_AE" w:bidi="ar_AE"/>
-          </w:rPr>
-          <w:rPr>
-            <w:color w:val="0000EE"/>
-            <w:u w:val="single"/>
-          </w:rPr>
-          <w:t>3:1</w:t>
-        </w:r>
-      </w:hyperlink>
+      <w:r>
+        <w:rPr>
+          <w:rtl/>
+          <w:cs/>
+          <w:lang w:val="ar_AE" w:bidi="ar_AE"/>
+        </w:rPr>
+        <w:t>3:1</w:t>
+      </w:r>
       <w:r>
         <w:rPr>
           <w:rtl/>
@@ -7279,20 +6817,14 @@
         </w:rPr>
         <w:t xml:space="preserve">قطعوا أنفسهم: كان تشويه الذات من سمات العبادة الكنعانية (انظر </w:t>
       </w:r>
-      <w:hyperlink r:id="rId86">
-        <w:r>
-          <w:rPr>
-            <w:rtl/>
-            <w:cs/>
-            <w:lang w:val="ar_AE" w:bidi="ar_AE"/>
-          </w:rPr>
-          <w:rPr>
-            <w:color w:val="0000EE"/>
-            <w:u w:val="single"/>
-          </w:rPr>
-          <w:t>1 ملوك 18:28</w:t>
-        </w:r>
-      </w:hyperlink>
+      <w:r>
+        <w:rPr>
+          <w:rtl/>
+          <w:cs/>
+          <w:lang w:val="ar_AE" w:bidi="ar_AE"/>
+        </w:rPr>
+        <w:t>1 ملوك 18:28</w:t>
+      </w:r>
       <w:r>
         <w:rPr>
           <w:rtl/>
@@ -7301,20 +6833,14 @@
         </w:rPr>
         <w:t>)؛ وكان محظورًا في إسرائيل (</w:t>
       </w:r>
-      <w:hyperlink r:id="rId87">
-        <w:r>
-          <w:rPr>
-            <w:rtl/>
-            <w:cs/>
-            <w:lang w:val="ar_AE" w:bidi="ar_AE"/>
-          </w:rPr>
-          <w:rPr>
-            <w:color w:val="0000EE"/>
-            <w:u w:val="single"/>
-          </w:rPr>
-          <w:t>تثنية 14:1</w:t>
-        </w:r>
-      </w:hyperlink>
+      <w:r>
+        <w:rPr>
+          <w:rtl/>
+          <w:cs/>
+          <w:lang w:val="ar_AE" w:bidi="ar_AE"/>
+        </w:rPr>
+        <w:t>تثنية 14:1</w:t>
+      </w:r>
       <w:r>
         <w:rPr>
           <w:rtl/>
@@ -7407,20 +6933,14 @@
         </w:rPr>
         <w:t xml:space="preserve">) لا يمكنها إطلاق أسهمها نحو الهدف؛ هذا يصوّر عبثية إسرائيل بعيدًا عن الله (انظر </w:t>
       </w:r>
-      <w:hyperlink r:id="rId88">
-        <w:r>
-          <w:rPr>
-            <w:rtl/>
-            <w:cs/>
-            <w:lang w:val="ar_AE" w:bidi="ar_AE"/>
-          </w:rPr>
-          <w:rPr>
-            <w:color w:val="0000EE"/>
-            <w:u w:val="single"/>
-          </w:rPr>
-          <w:t>7:8</w:t>
-        </w:r>
-      </w:hyperlink>
+      <w:r>
+        <w:rPr>
+          <w:rtl/>
+          <w:cs/>
+          <w:lang w:val="ar_AE" w:bidi="ar_AE"/>
+        </w:rPr>
+        <w:t>7:8</w:t>
+      </w:r>
       <w:r>
         <w:rPr>
           <w:rtl/>
@@ -7429,20 +6949,14 @@
         </w:rPr>
         <w:t xml:space="preserve">، </w:t>
       </w:r>
-      <w:hyperlink r:id="rId89">
-        <w:r>
-          <w:rPr>
-            <w:rtl/>
-            <w:cs/>
-            <w:lang w:val="ar_AE" w:bidi="ar_AE"/>
-          </w:rPr>
-          <w:rPr>
-            <w:color w:val="0000EE"/>
-            <w:u w:val="single"/>
-          </w:rPr>
-          <w:t>11</w:t>
-        </w:r>
-      </w:hyperlink>
+      <w:r>
+        <w:rPr>
+          <w:rtl/>
+          <w:cs/>
+          <w:lang w:val="ar_AE" w:bidi="ar_AE"/>
+        </w:rPr>
+        <w:t>11</w:t>
+      </w:r>
       <w:r>
         <w:rPr>
           <w:rtl/>
@@ -7518,20 +7032,14 @@
         </w:rPr>
         <w:t>أطلق الإنذار (إِلَى فَمِكَ بِالْبُوقِ): كان بوق قرن الكبش (الشوفار) يدعو الشعب إلى العبادة (</w:t>
       </w:r>
-      <w:hyperlink r:id="rId90">
-        <w:r>
-          <w:rPr>
-            <w:rtl/>
-            <w:cs/>
-            <w:lang w:val="ar_AE" w:bidi="ar_AE"/>
-          </w:rPr>
-          <w:rPr>
-            <w:color w:val="0000EE"/>
-            <w:u w:val="single"/>
-          </w:rPr>
-          <w:t>مزمور 98:6</w:t>
-        </w:r>
-      </w:hyperlink>
+      <w:r>
+        <w:rPr>
+          <w:rtl/>
+          <w:cs/>
+          <w:lang w:val="ar_AE" w:bidi="ar_AE"/>
+        </w:rPr>
+        <w:t>مزمور 98:6</w:t>
+      </w:r>
       <w:r>
         <w:rPr>
           <w:rtl/>
@@ -7540,20 +7048,14 @@
         </w:rPr>
         <w:t>)؛ وكان أيضًا (كما هنا) إشارة للمعركة (</w:t>
       </w:r>
-      <w:hyperlink r:id="rId91">
-        <w:r>
-          <w:rPr>
-            <w:rtl/>
-            <w:cs/>
-            <w:lang w:val="ar_AE" w:bidi="ar_AE"/>
-          </w:rPr>
-          <w:rPr>
-            <w:color w:val="0000EE"/>
-            <w:u w:val="single"/>
-          </w:rPr>
-          <w:t>2 صموئيل 20:1</w:t>
-        </w:r>
-      </w:hyperlink>
+      <w:r>
+        <w:rPr>
+          <w:rtl/>
+          <w:cs/>
+          <w:lang w:val="ar_AE" w:bidi="ar_AE"/>
+        </w:rPr>
+        <w:t>2 صموئيل 20:1</w:t>
+      </w:r>
       <w:r>
         <w:rPr>
           <w:rtl/>
@@ -7629,20 +7131,14 @@
         </w:rPr>
         <w:t>يخبرنا يسوع أن الله وحده هو الصالح (</w:t>
       </w:r>
-      <w:hyperlink r:id="rId92">
-        <w:r>
-          <w:rPr>
-            <w:rtl/>
-            <w:cs/>
-            <w:lang w:val="ar_AE" w:bidi="ar_AE"/>
-          </w:rPr>
-          <w:rPr>
-            <w:color w:val="0000EE"/>
-            <w:u w:val="single"/>
-          </w:rPr>
-          <w:t>مرقس 10:18</w:t>
-        </w:r>
-      </w:hyperlink>
+      <w:r>
+        <w:rPr>
+          <w:rtl/>
+          <w:cs/>
+          <w:lang w:val="ar_AE" w:bidi="ar_AE"/>
+        </w:rPr>
+        <w:t>مرقس 10:18</w:t>
+      </w:r>
       <w:r>
         <w:rPr>
           <w:rtl/>
@@ -7718,20 +7214,14 @@
         </w:rPr>
         <w:t xml:space="preserve">هُمْ أَقَامُوا مُلُوكًا وَلَيْسَ مِنِّي: كان بنو إسرائيل يعزلون ملكًا ويعينون آخر بسرعة إذا اعتقدوا أن ذلك قد ينقذ أمتهم (انظر </w:t>
       </w:r>
-      <w:hyperlink r:id="rId93">
-        <w:r>
-          <w:rPr>
-            <w:rtl/>
-            <w:cs/>
-            <w:lang w:val="ar_AE" w:bidi="ar_AE"/>
-          </w:rPr>
-          <w:rPr>
-            <w:color w:val="0000EE"/>
-            <w:u w:val="single"/>
-          </w:rPr>
-          <w:t>7:7</w:t>
-        </w:r>
-      </w:hyperlink>
+      <w:r>
+        <w:rPr>
+          <w:rtl/>
+          <w:cs/>
+          <w:lang w:val="ar_AE" w:bidi="ar_AE"/>
+        </w:rPr>
+        <w:t>7:7</w:t>
+      </w:r>
       <w:r>
         <w:rPr>
           <w:rtl/>
@@ -7807,20 +7297,14 @@
         </w:rPr>
         <w:t>عِجْلُكِ: عندما اعتلى يربعام الأول (931–910 قبل الميلاد)، أول ملك للمملكة الشمالية إسرائيل، العرش، أقام أماكن للعبادة في مدينتي دان وبيت إيل حتى لا يسافر الناس إلى الهيكل في أورشليم، عاصمة المملكة الجنوبية. ونصب في كل موقع عجلًا من الذهب ليعبده الشعب (</w:t>
       </w:r>
-      <w:hyperlink r:id="rId94">
-        <w:r>
-          <w:rPr>
-            <w:rtl/>
-            <w:cs/>
-            <w:lang w:val="ar_AE" w:bidi="ar_AE"/>
-          </w:rPr>
-          <w:rPr>
-            <w:color w:val="0000EE"/>
-            <w:u w:val="single"/>
-          </w:rPr>
-          <w:t>1 ملوك 12:26–30</w:t>
-        </w:r>
-      </w:hyperlink>
+      <w:r>
+        <w:rPr>
+          <w:rtl/>
+          <w:cs/>
+          <w:lang w:val="ar_AE" w:bidi="ar_AE"/>
+        </w:rPr>
+        <w:t>1 ملوك 12:26–30</w:t>
+      </w:r>
       <w:r>
         <w:rPr>
           <w:rtl/>
@@ -7912,20 +7396,14 @@
         </w:rPr>
         <w:t xml:space="preserve">). ومن خلال عبادتهم للأوثان وتورطهم في المؤامرات السياسية، زرع الإسرائيليون بذور هلاكهم بأنفسهم (انظر </w:t>
       </w:r>
-      <w:hyperlink r:id="rId95">
-        <w:r>
-          <w:rPr>
-            <w:rtl/>
-            <w:cs/>
-            <w:lang w:val="ar_AE" w:bidi="ar_AE"/>
-          </w:rPr>
-          <w:rPr>
-            <w:color w:val="0000EE"/>
-            <w:u w:val="single"/>
-          </w:rPr>
-          <w:t>غلاطية 6:7</w:t>
-        </w:r>
-      </w:hyperlink>
+      <w:r>
+        <w:rPr>
+          <w:rtl/>
+          <w:cs/>
+          <w:lang w:val="ar_AE" w:bidi="ar_AE"/>
+        </w:rPr>
+        <w:t>غلاطية 6:7</w:t>
+      </w:r>
       <w:r>
         <w:rPr>
           <w:rtl/>
@@ -8001,20 +7479,14 @@
         </w:rPr>
         <w:t xml:space="preserve">مِثْلَ حِمَارٍ وَحْشِيٍّ: شبّه هوشع عبادة إسرائيل لآلهة الخصوبة الكنعانية بحيوان في حالة هياج شديد بحثًا عن التزاوج (انظر </w:t>
       </w:r>
-      <w:hyperlink r:id="rId96">
-        <w:r>
-          <w:rPr>
-            <w:rtl/>
-            <w:cs/>
-            <w:lang w:val="ar_AE" w:bidi="ar_AE"/>
-          </w:rPr>
-          <w:rPr>
-            <w:color w:val="0000EE"/>
-            <w:u w:val="single"/>
-          </w:rPr>
-          <w:t>إرميا 2:23–24</w:t>
-        </w:r>
-      </w:hyperlink>
+      <w:r>
+        <w:rPr>
+          <w:rtl/>
+          <w:cs/>
+          <w:lang w:val="ar_AE" w:bidi="ar_AE"/>
+        </w:rPr>
+        <w:t>إرميا 2:23–24</w:t>
+      </w:r>
       <w:r>
         <w:rPr>
           <w:rtl/>
@@ -8090,20 +7562,14 @@
         </w:rPr>
         <w:t>الآنَ أَجْمَعُهُمْ (معًا): بالرغم من أن الله يعد أحيانًا بجمع شعبه للخلاص (</w:t>
       </w:r>
-      <w:hyperlink r:id="rId97">
-        <w:r>
-          <w:rPr>
-            <w:rtl/>
-            <w:cs/>
-            <w:lang w:val="ar_AE" w:bidi="ar_AE"/>
-          </w:rPr>
-          <w:rPr>
-            <w:color w:val="0000EE"/>
-            <w:u w:val="single"/>
-          </w:rPr>
-          <w:t>زكريا 10:8–10</w:t>
-        </w:r>
-      </w:hyperlink>
+      <w:r>
+        <w:rPr>
+          <w:rtl/>
+          <w:cs/>
+          <w:lang w:val="ar_AE" w:bidi="ar_AE"/>
+        </w:rPr>
+        <w:t>زكريا 10:8–10</w:t>
+      </w:r>
       <w:r>
         <w:rPr>
           <w:rtl/>
@@ -8112,20 +7578,14 @@
         </w:rPr>
         <w:t>)، فإن الرب هنا سيجمعهم للدينونة (</w:t>
       </w:r>
-      <w:hyperlink r:id="rId98">
-        <w:r>
-          <w:rPr>
-            <w:rtl/>
-            <w:cs/>
-            <w:lang w:val="ar_AE" w:bidi="ar_AE"/>
-          </w:rPr>
-          <w:rPr>
-            <w:color w:val="0000EE"/>
-            <w:u w:val="single"/>
-          </w:rPr>
-          <w:t>يوئيل 3:11</w:t>
-        </w:r>
-      </w:hyperlink>
+      <w:r>
+        <w:rPr>
+          <w:rtl/>
+          <w:cs/>
+          <w:lang w:val="ar_AE" w:bidi="ar_AE"/>
+        </w:rPr>
+        <w:t>يوئيل 3:11</w:t>
+      </w:r>
       <w:r>
         <w:rPr>
           <w:rtl/>
@@ -8285,20 +7745,14 @@
         </w:rPr>
         <w:t xml:space="preserve">أمّا ذَبَائِحُ تَقْدِمَاتِي ... الرَّبُّ لاَ يَرْتَضِيهَا: انظر </w:t>
       </w:r>
-      <w:hyperlink r:id="rId99">
-        <w:r>
-          <w:rPr>
-            <w:rtl/>
-            <w:cs/>
-            <w:lang w:val="ar_AE" w:bidi="ar_AE"/>
-          </w:rPr>
-          <w:rPr>
-            <w:color w:val="0000EE"/>
-            <w:u w:val="single"/>
-          </w:rPr>
-          <w:t>6:6</w:t>
-        </w:r>
-      </w:hyperlink>
+      <w:r>
+        <w:rPr>
+          <w:rtl/>
+          <w:cs/>
+          <w:lang w:val="ar_AE" w:bidi="ar_AE"/>
+        </w:rPr>
+        <w:t>6:6</w:t>
+      </w:r>
       <w:r>
         <w:rPr>
           <w:rtl/>
@@ -8307,20 +7761,14 @@
         </w:rPr>
         <w:t xml:space="preserve">؛ </w:t>
       </w:r>
-      <w:hyperlink r:id="rId80">
-        <w:r>
-          <w:rPr>
-            <w:rtl/>
-            <w:cs/>
-            <w:lang w:val="ar_AE" w:bidi="ar_AE"/>
-          </w:rPr>
-          <w:rPr>
-            <w:color w:val="0000EE"/>
-            <w:u w:val="single"/>
-          </w:rPr>
-          <w:t>إشعياء 1:10–17</w:t>
-        </w:r>
-      </w:hyperlink>
+      <w:r>
+        <w:rPr>
+          <w:rtl/>
+          <w:cs/>
+          <w:lang w:val="ar_AE" w:bidi="ar_AE"/>
+        </w:rPr>
+        <w:t>إشعياء 1:10–17</w:t>
+      </w:r>
       <w:r>
         <w:rPr>
           <w:rtl/>
@@ -8329,20 +7777,14 @@
         </w:rPr>
         <w:t xml:space="preserve">؛ </w:t>
       </w:r>
-      <w:hyperlink r:id="rId41">
-        <w:r>
-          <w:rPr>
-            <w:rtl/>
-            <w:cs/>
-            <w:lang w:val="ar_AE" w:bidi="ar_AE"/>
-          </w:rPr>
-          <w:rPr>
-            <w:color w:val="0000EE"/>
-            <w:u w:val="single"/>
-          </w:rPr>
-          <w:t>عاموس 5:21–24</w:t>
-        </w:r>
-      </w:hyperlink>
+      <w:r>
+        <w:rPr>
+          <w:rtl/>
+          <w:cs/>
+          <w:lang w:val="ar_AE" w:bidi="ar_AE"/>
+        </w:rPr>
+        <w:t>عاموس 5:21–24</w:t>
+      </w:r>
       <w:r>
         <w:rPr>
           <w:rtl/>
@@ -8351,20 +7793,14 @@
         </w:rPr>
         <w:t xml:space="preserve">؛ </w:t>
       </w:r>
-      <w:hyperlink r:id="rId81">
-        <w:r>
-          <w:rPr>
-            <w:rtl/>
-            <w:cs/>
-            <w:lang w:val="ar_AE" w:bidi="ar_AE"/>
-          </w:rPr>
-          <w:rPr>
-            <w:color w:val="0000EE"/>
-            <w:u w:val="single"/>
-          </w:rPr>
-          <w:t>ميخا 6:6–8</w:t>
-        </w:r>
-      </w:hyperlink>
+      <w:r>
+        <w:rPr>
+          <w:rtl/>
+          <w:cs/>
+          <w:lang w:val="ar_AE" w:bidi="ar_AE"/>
+        </w:rPr>
+        <w:t>ميخا 6:6–8</w:t>
+      </w:r>
       <w:r>
         <w:rPr>
           <w:rtl/>
@@ -8373,20 +7809,14 @@
         </w:rPr>
         <w:t>. • سوف يعودون إلى مصر، مكان العبودية (</w:t>
       </w:r>
-      <w:hyperlink r:id="rId100">
-        <w:r>
-          <w:rPr>
-            <w:rtl/>
-            <w:cs/>
-            <w:lang w:val="ar_AE" w:bidi="ar_AE"/>
-          </w:rPr>
-          <w:rPr>
-            <w:color w:val="0000EE"/>
-            <w:u w:val="single"/>
-          </w:rPr>
-          <w:t>تثنية 28:68</w:t>
-        </w:r>
-      </w:hyperlink>
+      <w:r>
+        <w:rPr>
+          <w:rtl/>
+          <w:cs/>
+          <w:lang w:val="ar_AE" w:bidi="ar_AE"/>
+        </w:rPr>
+        <w:t>تثنية 28:68</w:t>
+      </w:r>
       <w:r>
         <w:rPr>
           <w:rtl/>
@@ -8395,20 +7825,14 @@
         </w:rPr>
         <w:t xml:space="preserve">). إن تعاملات الله مع إسرائيل لم تنتهي بالدينونة. كان الهدف الإلهي من الدينونة هو إعادة إسرائيل إلى الحالة التي كانوا عليها عندما خرجوا من مصر، حتى يتمكنوا من اختبار بداية جديدة (انظر </w:t>
       </w:r>
-      <w:hyperlink r:id="rId101">
-        <w:r>
-          <w:rPr>
-            <w:rtl/>
-            <w:cs/>
-            <w:lang w:val="ar_AE" w:bidi="ar_AE"/>
-          </w:rPr>
-          <w:rPr>
-            <w:color w:val="0000EE"/>
-            <w:u w:val="single"/>
-          </w:rPr>
-          <w:t>هوشع 2:14–15</w:t>
-        </w:r>
-      </w:hyperlink>
+      <w:r>
+        <w:rPr>
+          <w:rtl/>
+          <w:cs/>
+          <w:lang w:val="ar_AE" w:bidi="ar_AE"/>
+        </w:rPr>
+        <w:t>هوشع 2:14–15</w:t>
+      </w:r>
       <w:r>
         <w:rPr>
           <w:rtl/>
@@ -8484,20 +7908,14 @@
         </w:rPr>
         <w:t xml:space="preserve">قَدْ نَسِيَ إِسْرَائِيلُ صَانِعَهُ: انظر </w:t>
       </w:r>
-      <w:hyperlink r:id="rId38">
-        <w:r>
-          <w:rPr>
-            <w:rtl/>
-            <w:cs/>
-            <w:lang w:val="ar_AE" w:bidi="ar_AE"/>
-          </w:rPr>
-          <w:rPr>
-            <w:color w:val="0000EE"/>
-            <w:u w:val="single"/>
-          </w:rPr>
-          <w:t>2:13</w:t>
-        </w:r>
-      </w:hyperlink>
+      <w:r>
+        <w:rPr>
+          <w:rtl/>
+          <w:cs/>
+          <w:lang w:val="ar_AE" w:bidi="ar_AE"/>
+        </w:rPr>
+        <w:t>2:13</w:t>
+      </w:r>
       <w:r>
         <w:rPr>
           <w:rtl/>
@@ -8506,20 +7924,14 @@
         </w:rPr>
         <w:t xml:space="preserve">. • غالبًا ما توصف دينونة الله بأنها نار مرسلة على القصور والحصون الملكية (انظر </w:t>
       </w:r>
-      <w:hyperlink r:id="rId102">
-        <w:r>
-          <w:rPr>
-            <w:rtl/>
-            <w:cs/>
-            <w:lang w:val="ar_AE" w:bidi="ar_AE"/>
-          </w:rPr>
-          <w:rPr>
-            <w:color w:val="0000EE"/>
-            <w:u w:val="single"/>
-          </w:rPr>
-          <w:t>عاموس 1:4</w:t>
-        </w:r>
-      </w:hyperlink>
+      <w:r>
+        <w:rPr>
+          <w:rtl/>
+          <w:cs/>
+          <w:lang w:val="ar_AE" w:bidi="ar_AE"/>
+        </w:rPr>
+        <w:t>عاموس 1:4</w:t>
+      </w:r>
       <w:r>
         <w:rPr>
           <w:rtl/>
@@ -8528,20 +7940,14 @@
         </w:rPr>
         <w:t xml:space="preserve">، </w:t>
       </w:r>
-      <w:hyperlink r:id="rId103">
-        <w:r>
-          <w:rPr>
-            <w:rtl/>
-            <w:cs/>
-            <w:lang w:val="ar_AE" w:bidi="ar_AE"/>
-          </w:rPr>
-          <w:rPr>
-            <w:color w:val="0000EE"/>
-            <w:u w:val="single"/>
-          </w:rPr>
-          <w:t>7</w:t>
-        </w:r>
-      </w:hyperlink>
+      <w:r>
+        <w:rPr>
+          <w:rtl/>
+          <w:cs/>
+          <w:lang w:val="ar_AE" w:bidi="ar_AE"/>
+        </w:rPr>
+        <w:t>7</w:t>
+      </w:r>
       <w:r>
         <w:rPr>
           <w:rtl/>
@@ -8617,20 +8023,14 @@
         </w:rPr>
         <w:t>لاَ تَفْرَحْ: ربما يشير هذا إلى عيد المظال، عندما احتفل شعب إسرائيل بالحصاد النهائي للسنة. لقد أمر الله بهذا العيد (</w:t>
       </w:r>
-      <w:hyperlink r:id="rId104">
-        <w:r>
-          <w:rPr>
-            <w:rtl/>
-            <w:cs/>
-            <w:lang w:val="ar_AE" w:bidi="ar_AE"/>
-          </w:rPr>
-          <w:rPr>
-            <w:color w:val="0000EE"/>
-            <w:u w:val="single"/>
-          </w:rPr>
-          <w:t>تثنية 16:13–15</w:t>
-        </w:r>
-      </w:hyperlink>
+      <w:r>
+        <w:rPr>
+          <w:rtl/>
+          <w:cs/>
+          <w:lang w:val="ar_AE" w:bidi="ar_AE"/>
+        </w:rPr>
+        <w:t>تثنية 16:13–15</w:t>
+      </w:r>
       <w:r>
         <w:rPr>
           <w:rtl/>
@@ -8723,20 +8123,14 @@
         </w:rPr>
         <w:t xml:space="preserve">وكعقاب على زناهم، كان الرب سيقلل من حصاد بني إسرائيل حتى يجوعوا (انظر </w:t>
       </w:r>
-      <w:hyperlink r:id="rId105">
-        <w:r>
-          <w:rPr>
-            <w:rtl/>
-            <w:cs/>
-            <w:lang w:val="ar_AE" w:bidi="ar_AE"/>
-          </w:rPr>
-          <w:rPr>
-            <w:color w:val="0000EE"/>
-            <w:u w:val="single"/>
-          </w:rPr>
-          <w:t>حجي 1:3–11</w:t>
-        </w:r>
-      </w:hyperlink>
+      <w:r>
+        <w:rPr>
+          <w:rtl/>
+          <w:cs/>
+          <w:lang w:val="ar_AE" w:bidi="ar_AE"/>
+        </w:rPr>
+        <w:t>حجي 1:3–11</w:t>
+      </w:r>
       <w:r>
         <w:rPr>
           <w:rtl/>
@@ -9080,20 +8474,14 @@
         </w:rPr>
         <w:t xml:space="preserve">كان الحارس يقف على سور المدينة لتحذيرها من أي تهديد (مثل </w:t>
       </w:r>
-      <w:hyperlink r:id="rId106">
-        <w:r>
-          <w:rPr>
-            <w:rtl/>
-            <w:cs/>
-            <w:lang w:val="ar_AE" w:bidi="ar_AE"/>
-          </w:rPr>
-          <w:rPr>
-            <w:color w:val="0000EE"/>
-            <w:u w:val="single"/>
-          </w:rPr>
-          <w:t>1 صموئيل 14:16</w:t>
-        </w:r>
-      </w:hyperlink>
+      <w:r>
+        <w:rPr>
+          <w:rtl/>
+          <w:cs/>
+          <w:lang w:val="ar_AE" w:bidi="ar_AE"/>
+        </w:rPr>
+        <w:t>1 صموئيل 14:16</w:t>
+      </w:r>
       <w:r>
         <w:rPr>
           <w:rtl/>
@@ -9102,20 +8490,14 @@
         </w:rPr>
         <w:t xml:space="preserve">). وبنفس الطريقة، كان النبي حارسًا لله، مُقامًا لتحذير إسرائيل من خطيتها ومن الدينونة التي ستجلبها الخطية حتمًا (انظر </w:t>
       </w:r>
-      <w:hyperlink r:id="rId107">
-        <w:r>
-          <w:rPr>
-            <w:rtl/>
-            <w:cs/>
-            <w:lang w:val="ar_AE" w:bidi="ar_AE"/>
-          </w:rPr>
-          <w:rPr>
-            <w:color w:val="0000EE"/>
-            <w:u w:val="single"/>
-          </w:rPr>
-          <w:t>إرميا 6:17</w:t>
-        </w:r>
-      </w:hyperlink>
+      <w:r>
+        <w:rPr>
+          <w:rtl/>
+          <w:cs/>
+          <w:lang w:val="ar_AE" w:bidi="ar_AE"/>
+        </w:rPr>
+        <w:t>إرميا 6:17</w:t>
+      </w:r>
       <w:r>
         <w:rPr>
           <w:rtl/>
@@ -9124,20 +8506,14 @@
         </w:rPr>
         <w:t xml:space="preserve">؛ </w:t>
       </w:r>
-      <w:hyperlink r:id="rId108">
-        <w:r>
-          <w:rPr>
-            <w:rtl/>
-            <w:cs/>
-            <w:lang w:val="ar_AE" w:bidi="ar_AE"/>
-          </w:rPr>
-          <w:rPr>
-            <w:color w:val="0000EE"/>
-            <w:u w:val="single"/>
-          </w:rPr>
-          <w:t>حزقيال 3:17</w:t>
-        </w:r>
-      </w:hyperlink>
+      <w:r>
+        <w:rPr>
+          <w:rtl/>
+          <w:cs/>
+          <w:lang w:val="ar_AE" w:bidi="ar_AE"/>
+        </w:rPr>
+        <w:t>حزقيال 3:17</w:t>
+      </w:r>
       <w:r>
         <w:rPr>
           <w:rtl/>
@@ -9213,20 +8589,14 @@
         </w:rPr>
         <w:t xml:space="preserve">فَسَدُوا كَأَيَّامِ جِبْعَةَ: انظر </w:t>
       </w:r>
-      <w:hyperlink r:id="rId109">
-        <w:r>
-          <w:rPr>
-            <w:rtl/>
-            <w:cs/>
-            <w:lang w:val="ar_AE" w:bidi="ar_AE"/>
-          </w:rPr>
-          <w:rPr>
-            <w:color w:val="0000EE"/>
-            <w:u w:val="single"/>
-          </w:rPr>
-          <w:t>قضاة 19–21</w:t>
-        </w:r>
-      </w:hyperlink>
+      <w:r>
+        <w:rPr>
+          <w:rtl/>
+          <w:cs/>
+          <w:lang w:val="ar_AE" w:bidi="ar_AE"/>
+        </w:rPr>
+        <w:t>قضاة 19–21</w:t>
+      </w:r>
       <w:r>
         <w:rPr>
           <w:rtl/>
@@ -9302,20 +8672,14 @@
         </w:rPr>
         <w:t>وَجَدْتُ إِسْرَائِيلَ … فِي أَوَّلِهَا: يتحدث هوشع، مثل حزقيال (</w:t>
       </w:r>
-      <w:hyperlink r:id="rId110">
-        <w:r>
-          <w:rPr>
-            <w:rtl/>
-            <w:cs/>
-            <w:lang w:val="ar_AE" w:bidi="ar_AE"/>
-          </w:rPr>
-          <w:rPr>
-            <w:color w:val="0000EE"/>
-            <w:u w:val="single"/>
-          </w:rPr>
-          <w:t>حزقيال 16</w:t>
-        </w:r>
-      </w:hyperlink>
+      <w:r>
+        <w:rPr>
+          <w:rtl/>
+          <w:cs/>
+          <w:lang w:val="ar_AE" w:bidi="ar_AE"/>
+        </w:rPr>
+        <w:t>حزقيال 16</w:t>
+      </w:r>
       <w:r>
         <w:rPr>
           <w:rtl/>
@@ -9324,20 +8688,14 @@
         </w:rPr>
         <w:t>)، عن إيجاد الرب لإسرائيل العفيفة البريئة في البرية وتبنيه لها. لكن إسرائيل سرعان ما هجرت الله من أجل الأوثان في بعل فغور (</w:t>
       </w:r>
-      <w:hyperlink r:id="rId111">
-        <w:r>
-          <w:rPr>
-            <w:rtl/>
-            <w:cs/>
-            <w:lang w:val="ar_AE" w:bidi="ar_AE"/>
-          </w:rPr>
-          <w:rPr>
-            <w:color w:val="0000EE"/>
-            <w:u w:val="single"/>
-          </w:rPr>
-          <w:t>عدد 25:1–4</w:t>
-        </w:r>
-      </w:hyperlink>
+      <w:r>
+        <w:rPr>
+          <w:rtl/>
+          <w:cs/>
+          <w:lang w:val="ar_AE" w:bidi="ar_AE"/>
+        </w:rPr>
+        <w:t>عدد 25:1–4</w:t>
+      </w:r>
       <w:r>
         <w:rPr>
           <w:rtl/>
@@ -9346,20 +8704,14 @@
         </w:rPr>
         <w:t>). لقد جعلت المشاركة في عبادة الأوثان بني إسرائيل حقيرين. يمكن أيضًا ترجمة هذه الكلمة القوية إلى "أرجاس" (</w:t>
       </w:r>
-      <w:hyperlink r:id="rId112">
-        <w:r>
-          <w:rPr>
-            <w:rtl/>
-            <w:cs/>
-            <w:lang w:val="ar_AE" w:bidi="ar_AE"/>
-          </w:rPr>
-          <w:rPr>
-            <w:color w:val="0000EE"/>
-            <w:u w:val="single"/>
-          </w:rPr>
-          <w:t>تثنية 29:17</w:t>
-        </w:r>
-      </w:hyperlink>
+      <w:r>
+        <w:rPr>
+          <w:rtl/>
+          <w:cs/>
+          <w:lang w:val="ar_AE" w:bidi="ar_AE"/>
+        </w:rPr>
+        <w:t>تثنية 29:17</w:t>
+      </w:r>
       <w:r>
         <w:rPr>
           <w:rtl/>
@@ -9368,20 +8720,14 @@
         </w:rPr>
         <w:t>) أو "مُكرهة" (</w:t>
       </w:r>
-      <w:hyperlink r:id="rId113">
-        <w:r>
-          <w:rPr>
-            <w:rtl/>
-            <w:cs/>
-            <w:lang w:val="ar_AE" w:bidi="ar_AE"/>
-          </w:rPr>
-          <w:rPr>
-            <w:color w:val="0000EE"/>
-            <w:u w:val="single"/>
-          </w:rPr>
-          <w:t>إرميا 7:30</w:t>
-        </w:r>
-      </w:hyperlink>
+      <w:r>
+        <w:rPr>
+          <w:rtl/>
+          <w:cs/>
+          <w:lang w:val="ar_AE" w:bidi="ar_AE"/>
+        </w:rPr>
+        <w:t>إرميا 7:30</w:t>
+      </w:r>
       <w:r>
         <w:rPr>
           <w:rtl/>
@@ -9591,20 +8937,14 @@
         </w:rPr>
         <w:t>كُلُّ شَرِّهِمْ فِي الْجِلْجَالِ: كان الجلجال هو المعسكر الأساسي (المحلة) لجيش يشوع (</w:t>
       </w:r>
-      <w:hyperlink r:id="rId114">
-        <w:r>
-          <w:rPr>
-            <w:rtl/>
-            <w:cs/>
-            <w:lang w:val="ar_AE" w:bidi="ar_AE"/>
-          </w:rPr>
-          <w:rPr>
-            <w:color w:val="0000EE"/>
-            <w:u w:val="single"/>
-          </w:rPr>
-          <w:t>يشوع 5:10</w:t>
-        </w:r>
-      </w:hyperlink>
+      <w:r>
+        <w:rPr>
+          <w:rtl/>
+          <w:cs/>
+          <w:lang w:val="ar_AE" w:bidi="ar_AE"/>
+        </w:rPr>
+        <w:t>يشوع 5:10</w:t>
+      </w:r>
       <w:r>
         <w:rPr>
           <w:rtl/>
@@ -9613,20 +8953,14 @@
         </w:rPr>
         <w:t xml:space="preserve">؛ </w:t>
       </w:r>
-      <w:hyperlink r:id="rId115">
-        <w:r>
-          <w:rPr>
-            <w:rtl/>
-            <w:cs/>
-            <w:lang w:val="ar_AE" w:bidi="ar_AE"/>
-          </w:rPr>
-          <w:rPr>
-            <w:color w:val="0000EE"/>
-            <w:u w:val="single"/>
-          </w:rPr>
-          <w:t>10:6</w:t>
-        </w:r>
-      </w:hyperlink>
+      <w:r>
+        <w:rPr>
+          <w:rtl/>
+          <w:cs/>
+          <w:lang w:val="ar_AE" w:bidi="ar_AE"/>
+        </w:rPr>
+        <w:t>10:6</w:t>
+      </w:r>
       <w:r>
         <w:rPr>
           <w:rtl/>
@@ -9635,20 +8969,14 @@
         </w:rPr>
         <w:t xml:space="preserve">، </w:t>
       </w:r>
-      <w:hyperlink r:id="rId116">
-        <w:r>
-          <w:rPr>
-            <w:rtl/>
-            <w:cs/>
-            <w:lang w:val="ar_AE" w:bidi="ar_AE"/>
-          </w:rPr>
-          <w:rPr>
-            <w:color w:val="0000EE"/>
-            <w:u w:val="single"/>
-          </w:rPr>
-          <w:t>43</w:t>
-        </w:r>
-      </w:hyperlink>
+      <w:r>
+        <w:rPr>
+          <w:rtl/>
+          <w:cs/>
+          <w:lang w:val="ar_AE" w:bidi="ar_AE"/>
+        </w:rPr>
+        <w:t>43</w:t>
+      </w:r>
       <w:r>
         <w:rPr>
           <w:rtl/>
@@ -9657,20 +8985,14 @@
         </w:rPr>
         <w:t>) والمكان الذي تم فيه تتويج شاول ملكًا (</w:t>
       </w:r>
-      <w:hyperlink r:id="rId117">
-        <w:r>
-          <w:rPr>
-            <w:rtl/>
-            <w:cs/>
-            <w:lang w:val="ar_AE" w:bidi="ar_AE"/>
-          </w:rPr>
-          <w:rPr>
-            <w:color w:val="0000EE"/>
-            <w:u w:val="single"/>
-          </w:rPr>
-          <w:t>1 صموئيل 11:15</w:t>
-        </w:r>
-      </w:hyperlink>
+      <w:r>
+        <w:rPr>
+          <w:rtl/>
+          <w:cs/>
+          <w:lang w:val="ar_AE" w:bidi="ar_AE"/>
+        </w:rPr>
+        <w:t>1 صموئيل 11:15</w:t>
+      </w:r>
       <w:r>
         <w:rPr>
           <w:rtl/>
@@ -9679,20 +9001,14 @@
         </w:rPr>
         <w:t>). كما عصى شاول الله وتم رفضه كملك في الجلجال (</w:t>
       </w:r>
-      <w:hyperlink r:id="rId118">
-        <w:r>
-          <w:rPr>
-            <w:rtl/>
-            <w:cs/>
-            <w:lang w:val="ar_AE" w:bidi="ar_AE"/>
-          </w:rPr>
-          <w:rPr>
-            <w:color w:val="0000EE"/>
-            <w:u w:val="single"/>
-          </w:rPr>
-          <w:t>1 صموئيل 13:8–15</w:t>
-        </w:r>
-      </w:hyperlink>
+      <w:r>
+        <w:rPr>
+          <w:rtl/>
+          <w:cs/>
+          <w:lang w:val="ar_AE" w:bidi="ar_AE"/>
+        </w:rPr>
+        <w:t>1 صموئيل 13:8–15</w:t>
+      </w:r>
       <w:r>
         <w:rPr>
           <w:rtl/>
@@ -9701,20 +9017,14 @@
         </w:rPr>
         <w:t xml:space="preserve">؛ </w:t>
       </w:r>
-      <w:hyperlink r:id="rId119">
-        <w:r>
-          <w:rPr>
-            <w:rtl/>
-            <w:cs/>
-            <w:lang w:val="ar_AE" w:bidi="ar_AE"/>
-          </w:rPr>
-          <w:rPr>
-            <w:color w:val="0000EE"/>
-            <w:u w:val="single"/>
-          </w:rPr>
-          <w:t>15:10–23</w:t>
-        </w:r>
-      </w:hyperlink>
+      <w:r>
+        <w:rPr>
+          <w:rtl/>
+          <w:cs/>
+          <w:lang w:val="ar_AE" w:bidi="ar_AE"/>
+        </w:rPr>
+        <w:t>15:10–23</w:t>
+      </w:r>
       <w:r>
         <w:rPr>
           <w:rtl/>
@@ -9723,20 +9033,14 @@
         </w:rPr>
         <w:t>). رؤساء إسرائيل، بما في ذلك ملكها الأول، قادوا الأمة بعيدًا عن ملكهم الحقيقي، الرب. • لاَ أَعُودُ أُحِبُّهُمْ: على الرغم من استخدام كلمة عبرية مختلفة هنا، إلا أن الدينونة النبوية تعكس اسم ابنة هوشع (</w:t>
       </w:r>
-      <w:hyperlink r:id="rId120">
-        <w:r>
-          <w:rPr>
-            <w:rtl/>
-            <w:cs/>
-            <w:lang w:val="ar_AE" w:bidi="ar_AE"/>
-          </w:rPr>
-          <w:rPr>
-            <w:color w:val="0000EE"/>
-            <w:u w:val="single"/>
-          </w:rPr>
-          <w:t>هوشع 1:6</w:t>
-        </w:r>
-      </w:hyperlink>
+      <w:r>
+        <w:rPr>
+          <w:rtl/>
+          <w:cs/>
+          <w:lang w:val="ar_AE" w:bidi="ar_AE"/>
+        </w:rPr>
+        <w:t>هوشع 1:6</w:t>
+      </w:r>
       <w:r>
         <w:rPr>
           <w:rtl/>
@@ -9879,20 +9183,14 @@
         </w:rPr>
         <w:t xml:space="preserve">بالرغم من أن إسرائيل كانت كرمة الله الخصبة والمثمرة (انظر </w:t>
       </w:r>
-      <w:hyperlink r:id="rId121">
-        <w:r>
-          <w:rPr>
-            <w:rtl/>
-            <w:cs/>
-            <w:lang w:val="ar_AE" w:bidi="ar_AE"/>
-          </w:rPr>
-          <w:rPr>
-            <w:color w:val="0000EE"/>
-            <w:u w:val="single"/>
-          </w:rPr>
-          <w:t>إشعياء 5:1–7</w:t>
-        </w:r>
-      </w:hyperlink>
+      <w:r>
+        <w:rPr>
+          <w:rtl/>
+          <w:cs/>
+          <w:lang w:val="ar_AE" w:bidi="ar_AE"/>
+        </w:rPr>
+        <w:t>إشعياء 5:1–7</w:t>
+      </w:r>
       <w:r>
         <w:rPr>
           <w:rtl/>
@@ -9901,20 +9199,14 @@
         </w:rPr>
         <w:t xml:space="preserve">؛ </w:t>
       </w:r>
-      <w:hyperlink r:id="rId122">
-        <w:r>
-          <w:rPr>
-            <w:rtl/>
-            <w:cs/>
-            <w:lang w:val="ar_AE" w:bidi="ar_AE"/>
-          </w:rPr>
-          <w:rPr>
-            <w:color w:val="0000EE"/>
-            <w:u w:val="single"/>
-          </w:rPr>
-          <w:t>إرميا 2:21</w:t>
-        </w:r>
-      </w:hyperlink>
+      <w:r>
+        <w:rPr>
+          <w:rtl/>
+          <w:cs/>
+          <w:lang w:val="ar_AE" w:bidi="ar_AE"/>
+        </w:rPr>
+        <w:t>إرميا 2:21</w:t>
+      </w:r>
       <w:r>
         <w:rPr>
           <w:rtl/>
@@ -9923,20 +9215,14 @@
         </w:rPr>
         <w:t xml:space="preserve">؛ </w:t>
       </w:r>
-      <w:hyperlink r:id="rId123">
-        <w:r>
-          <w:rPr>
-            <w:rtl/>
-            <w:cs/>
-            <w:lang w:val="ar_AE" w:bidi="ar_AE"/>
-          </w:rPr>
-          <w:rPr>
-            <w:color w:val="0000EE"/>
-            <w:u w:val="single"/>
-          </w:rPr>
-          <w:t>حزقيال 17:6</w:t>
-        </w:r>
-      </w:hyperlink>
+      <w:r>
+        <w:rPr>
+          <w:rtl/>
+          <w:cs/>
+          <w:lang w:val="ar_AE" w:bidi="ar_AE"/>
+        </w:rPr>
+        <w:t>حزقيال 17:6</w:t>
+      </w:r>
       <w:r>
         <w:rPr>
           <w:rtl/>
@@ -9945,20 +9231,14 @@
         </w:rPr>
         <w:t>)، إلا أنها نسبت ازدهارها بشكل خاطئ إلى آلهة الخصوبة الكنعانية، وليس إلى الرب، وأنفقت الثروات التي منحها لها الله لتعزيز عبادتها للأصنام. • الأَنْصَابَ: يمكن أن تكون الأعمدة الحجرية تذكارات مقبولة (</w:t>
       </w:r>
-      <w:hyperlink r:id="rId124">
-        <w:r>
-          <w:rPr>
-            <w:rtl/>
-            <w:cs/>
-            <w:lang w:val="ar_AE" w:bidi="ar_AE"/>
-          </w:rPr>
-          <w:rPr>
-            <w:color w:val="0000EE"/>
-            <w:u w:val="single"/>
-          </w:rPr>
-          <w:t>تكوين 35:20</w:t>
-        </w:r>
-      </w:hyperlink>
+      <w:r>
+        <w:rPr>
+          <w:rtl/>
+          <w:cs/>
+          <w:lang w:val="ar_AE" w:bidi="ar_AE"/>
+        </w:rPr>
+        <w:t>تكوين 35:20</w:t>
+      </w:r>
       <w:r>
         <w:rPr>
           <w:rtl/>
@@ -9967,20 +9247,14 @@
         </w:rPr>
         <w:t xml:space="preserve">؛ </w:t>
       </w:r>
-      <w:hyperlink r:id="rId125">
-        <w:r>
-          <w:rPr>
-            <w:rtl/>
-            <w:cs/>
-            <w:lang w:val="ar_AE" w:bidi="ar_AE"/>
-          </w:rPr>
-          <w:rPr>
-            <w:color w:val="0000EE"/>
-            <w:u w:val="single"/>
-          </w:rPr>
-          <w:t>يشوع 24:26–27</w:t>
-        </w:r>
-      </w:hyperlink>
+      <w:r>
+        <w:rPr>
+          <w:rtl/>
+          <w:cs/>
+          <w:lang w:val="ar_AE" w:bidi="ar_AE"/>
+        </w:rPr>
+        <w:t>يشوع 24:26–27</w:t>
+      </w:r>
       <w:r>
         <w:rPr>
           <w:rtl/>
@@ -9989,20 +9263,14 @@
         </w:rPr>
         <w:t>)، لكن الله منع بني إسرائيل من استخدامها في العبادة كما فعل الكنعانيون (</w:t>
       </w:r>
-      <w:hyperlink r:id="rId126">
-        <w:r>
-          <w:rPr>
-            <w:rtl/>
-            <w:cs/>
-            <w:lang w:val="ar_AE" w:bidi="ar_AE"/>
-          </w:rPr>
-          <w:rPr>
-            <w:color w:val="0000EE"/>
-            <w:u w:val="single"/>
-          </w:rPr>
-          <w:t>خروج 23:24</w:t>
-        </w:r>
-      </w:hyperlink>
+      <w:r>
+        <w:rPr>
+          <w:rtl/>
+          <w:cs/>
+          <w:lang w:val="ar_AE" w:bidi="ar_AE"/>
+        </w:rPr>
+        <w:t>خروج 23:24</w:t>
+      </w:r>
       <w:r>
         <w:rPr>
           <w:rtl/>
@@ -10011,20 +9279,14 @@
         </w:rPr>
         <w:t xml:space="preserve">؛ </w:t>
       </w:r>
-      <w:hyperlink r:id="rId127">
-        <w:r>
-          <w:rPr>
-            <w:rtl/>
-            <w:cs/>
-            <w:lang w:val="ar_AE" w:bidi="ar_AE"/>
-          </w:rPr>
-          <w:rPr>
-            <w:color w:val="0000EE"/>
-            <w:u w:val="single"/>
-          </w:rPr>
-          <w:t>تثنية 16:22</w:t>
-        </w:r>
-      </w:hyperlink>
+      <w:r>
+        <w:rPr>
+          <w:rtl/>
+          <w:cs/>
+          <w:lang w:val="ar_AE" w:bidi="ar_AE"/>
+        </w:rPr>
+        <w:t>تثنية 16:22</w:t>
+      </w:r>
       <w:r>
         <w:rPr>
           <w:rtl/>
@@ -10167,20 +9429,14 @@
         </w:rPr>
         <w:t>إن انحراف العدالة يشبه الأعشاب المرّة السامة (العَلقَم) (</w:t>
       </w:r>
-      <w:hyperlink r:id="rId128">
-        <w:r>
-          <w:rPr>
-            <w:rtl/>
-            <w:cs/>
-            <w:lang w:val="ar_AE" w:bidi="ar_AE"/>
-          </w:rPr>
-          <w:rPr>
-            <w:color w:val="0000EE"/>
-            <w:u w:val="single"/>
-          </w:rPr>
-          <w:t>عاموس 6:12</w:t>
-        </w:r>
-      </w:hyperlink>
+      <w:r>
+        <w:rPr>
+          <w:rtl/>
+          <w:cs/>
+          <w:lang w:val="ar_AE" w:bidi="ar_AE"/>
+        </w:rPr>
+        <w:t>عاموس 6:12</w:t>
+      </w:r>
       <w:r>
         <w:rPr>
           <w:rtl/>
@@ -10256,20 +9512,14 @@
         </w:rPr>
         <w:t xml:space="preserve">سيصبح عجل الذهب الذي لإسرائيل (انظر </w:t>
       </w:r>
-      <w:hyperlink r:id="rId129">
-        <w:r>
-          <w:rPr>
-            <w:rtl/>
-            <w:cs/>
-            <w:lang w:val="ar_AE" w:bidi="ar_AE"/>
-          </w:rPr>
-          <w:rPr>
-            <w:color w:val="0000EE"/>
-            <w:u w:val="single"/>
-          </w:rPr>
-          <w:t>8:5–6</w:t>
-        </w:r>
-      </w:hyperlink>
+      <w:r>
+        <w:rPr>
+          <w:rtl/>
+          <w:cs/>
+          <w:lang w:val="ar_AE" w:bidi="ar_AE"/>
+        </w:rPr>
+        <w:t>8:5–6</w:t>
+      </w:r>
       <w:r>
         <w:rPr>
           <w:rtl/>
@@ -10412,20 +9662,14 @@
         </w:rPr>
         <w:t>الأحداث الرهيبة التي وقعت في جبعة (</w:t>
       </w:r>
-      <w:hyperlink r:id="rId109">
-        <w:r>
-          <w:rPr>
-            <w:rtl/>
-            <w:cs/>
-            <w:lang w:val="ar_AE" w:bidi="ar_AE"/>
-          </w:rPr>
-          <w:rPr>
-            <w:color w:val="0000EE"/>
-            <w:u w:val="single"/>
-          </w:rPr>
-          <w:t>قضاة 19–21</w:t>
-        </w:r>
-      </w:hyperlink>
+      <w:r>
+        <w:rPr>
+          <w:rtl/>
+          <w:cs/>
+          <w:lang w:val="ar_AE" w:bidi="ar_AE"/>
+        </w:rPr>
+        <w:t>قضاة 19–21</w:t>
+      </w:r>
       <w:r>
         <w:rPr>
           <w:rtl/>
@@ -10434,20 +9678,14 @@
         </w:rPr>
         <w:t xml:space="preserve">) وضعت نمطًا للخطية لشعب مملكة إسرائيل الشمالية (انظر </w:t>
       </w:r>
-      <w:hyperlink r:id="rId130">
-        <w:r>
-          <w:rPr>
-            <w:rtl/>
-            <w:cs/>
-            <w:lang w:val="ar_AE" w:bidi="ar_AE"/>
-          </w:rPr>
-          <w:rPr>
-            <w:color w:val="0000EE"/>
-            <w:u w:val="single"/>
-          </w:rPr>
-          <w:t>هوشع 9:9</w:t>
-        </w:r>
-      </w:hyperlink>
+      <w:r>
+        <w:rPr>
+          <w:rtl/>
+          <w:cs/>
+          <w:lang w:val="ar_AE" w:bidi="ar_AE"/>
+        </w:rPr>
+        <w:t>هوشع 9:9</w:t>
+      </w:r>
       <w:r>
         <w:rPr>
           <w:rtl/>
@@ -10456,20 +9694,14 @@
         </w:rPr>
         <w:t xml:space="preserve">). كان عقاب الله أنهم سيُهزمون بشكل ساحق في الحرب، تمامًا كما حدث في زمن القضاة (انظر </w:t>
       </w:r>
-      <w:hyperlink r:id="rId131">
-        <w:r>
-          <w:rPr>
-            <w:rtl/>
-            <w:cs/>
-            <w:lang w:val="ar_AE" w:bidi="ar_AE"/>
-          </w:rPr>
-          <w:rPr>
-            <w:color w:val="0000EE"/>
-            <w:u w:val="single"/>
-          </w:rPr>
-          <w:t>قضاة 2:10–15</w:t>
-        </w:r>
-      </w:hyperlink>
+      <w:r>
+        <w:rPr>
+          <w:rtl/>
+          <w:cs/>
+          <w:lang w:val="ar_AE" w:bidi="ar_AE"/>
+        </w:rPr>
+        <w:t>قضاة 2:10–15</w:t>
+      </w:r>
       <w:r>
         <w:rPr>
           <w:rtl/>
@@ -10624,20 +9856,14 @@
         </w:rPr>
         <w:t xml:space="preserve">وباستخدام استعارات من الزراعة، حدد الله متطلباته لشعبه ووعدهم بالبركة إذا فعلوا ما أوصى به (انظر </w:t>
       </w:r>
-      <w:hyperlink r:id="rId99">
-        <w:r>
-          <w:rPr>
-            <w:rtl/>
-            <w:cs/>
-            <w:lang w:val="ar_AE" w:bidi="ar_AE"/>
-          </w:rPr>
-          <w:rPr>
-            <w:color w:val="0000EE"/>
-            <w:u w:val="single"/>
-          </w:rPr>
-          <w:t>6:6</w:t>
-        </w:r>
-      </w:hyperlink>
+      <w:r>
+        <w:rPr>
+          <w:rtl/>
+          <w:cs/>
+          <w:lang w:val="ar_AE" w:bidi="ar_AE"/>
+        </w:rPr>
+        <w:t>6:6</w:t>
+      </w:r>
       <w:r>
         <w:rPr>
           <w:rtl/>
@@ -10646,20 +9872,14 @@
         </w:rPr>
         <w:t xml:space="preserve">؛ </w:t>
       </w:r>
-      <w:hyperlink r:id="rId132">
-        <w:r>
-          <w:rPr>
-            <w:rtl/>
-            <w:cs/>
-            <w:lang w:val="ar_AE" w:bidi="ar_AE"/>
-          </w:rPr>
-          <w:rPr>
-            <w:color w:val="0000EE"/>
-            <w:u w:val="single"/>
-          </w:rPr>
-          <w:t>8:7</w:t>
-        </w:r>
-      </w:hyperlink>
+      <w:r>
+        <w:rPr>
+          <w:rtl/>
+          <w:cs/>
+          <w:lang w:val="ar_AE" w:bidi="ar_AE"/>
+        </w:rPr>
+        <w:t>8:7</w:t>
+      </w:r>
       <w:r>
         <w:rPr>
           <w:rtl/>
@@ -10802,20 +10022,14 @@
         </w:rPr>
         <w:t xml:space="preserve">ابني: لقد تبنى الرب إسرائيل عندما أخرجه من مصر. كما تُقتبس هذه الآية في إشارة إلى يسوع في </w:t>
       </w:r>
-      <w:hyperlink r:id="rId133">
-        <w:r>
-          <w:rPr>
-            <w:rtl/>
-            <w:cs/>
-            <w:lang w:val="ar_AE" w:bidi="ar_AE"/>
-          </w:rPr>
-          <w:rPr>
-            <w:color w:val="0000EE"/>
-            <w:u w:val="single"/>
-          </w:rPr>
-          <w:t>متى 2:15</w:t>
-        </w:r>
-      </w:hyperlink>
+      <w:r>
+        <w:rPr>
+          <w:rtl/>
+          <w:cs/>
+          <w:lang w:val="ar_AE" w:bidi="ar_AE"/>
+        </w:rPr>
+        <w:t>متى 2:15</w:t>
+      </w:r>
       <w:r>
         <w:rPr>
           <w:rtl/>
@@ -10974,20 +10188,14 @@
         </w:rPr>
         <w:t>بالرغم من محبة الله، أصبح إسرائيل طفلًا متمردًا، يُقدم الذبائح لـ … البعل. كانت عقوبة الابن المتمرد هي الموت (</w:t>
       </w:r>
-      <w:hyperlink r:id="rId134">
-        <w:r>
-          <w:rPr>
-            <w:rtl/>
-            <w:cs/>
-            <w:lang w:val="ar_AE" w:bidi="ar_AE"/>
-          </w:rPr>
-          <w:rPr>
-            <w:color w:val="0000EE"/>
-            <w:u w:val="single"/>
-          </w:rPr>
-          <w:t>تثنية 21:18–21</w:t>
-        </w:r>
-      </w:hyperlink>
+      <w:r>
+        <w:rPr>
+          <w:rtl/>
+          <w:cs/>
+          <w:lang w:val="ar_AE" w:bidi="ar_AE"/>
+        </w:rPr>
+        <w:t>تثنية 21:18–21</w:t>
+      </w:r>
       <w:r>
         <w:rPr>
           <w:rtl/>
@@ -11209,20 +10417,14 @@
         </w:rPr>
         <w:t>بالرغم من أن العدالة طالبت بموت إسرائيل، إلا أن الرب تراجع عن فكرة التخلي عن إسرائيل، والسماح لهم بالرحيل، وتدمير ابنه. • كانت أدمة وصبوييم مدينتين بالقرب من سدوم وعمورة اللتين دمرهما الله تمامًا (</w:t>
       </w:r>
-      <w:hyperlink r:id="rId135">
-        <w:r>
-          <w:rPr>
-            <w:rtl/>
-            <w:cs/>
-            <w:lang w:val="ar_AE" w:bidi="ar_AE"/>
-          </w:rPr>
-          <w:rPr>
-            <w:color w:val="0000EE"/>
-            <w:u w:val="single"/>
-          </w:rPr>
-          <w:t>تثنية 29:23</w:t>
-        </w:r>
-      </w:hyperlink>
+      <w:r>
+        <w:rPr>
+          <w:rtl/>
+          <w:cs/>
+          <w:lang w:val="ar_AE" w:bidi="ar_AE"/>
+        </w:rPr>
+        <w:t>تثنية 29:23</w:t>
+      </w:r>
       <w:r>
         <w:rPr>
           <w:rtl/>
@@ -11381,20 +10583,14 @@
         </w:rPr>
         <w:t xml:space="preserve">لن تكون لخطية إسرائيل الكلمة الأخيرة؛ فالله، في محبته المُقَدَّسة، سوف يزأر مثل الأسد (انظر </w:t>
       </w:r>
-      <w:hyperlink r:id="rId136">
-        <w:r>
-          <w:rPr>
-            <w:rtl/>
-            <w:cs/>
-            <w:lang w:val="ar_AE" w:bidi="ar_AE"/>
-          </w:rPr>
-          <w:rPr>
-            <w:color w:val="0000EE"/>
-            <w:u w:val="single"/>
-          </w:rPr>
-          <w:t>عاموس 1:2</w:t>
-        </w:r>
-      </w:hyperlink>
+      <w:r>
+        <w:rPr>
+          <w:rtl/>
+          <w:cs/>
+          <w:lang w:val="ar_AE" w:bidi="ar_AE"/>
+        </w:rPr>
+        <w:t>عاموس 1:2</w:t>
+      </w:r>
       <w:r>
         <w:rPr>
           <w:rtl/>
@@ -11403,20 +10599,14 @@
         </w:rPr>
         <w:t xml:space="preserve">؛ </w:t>
       </w:r>
-      <w:hyperlink r:id="rId137">
-        <w:r>
-          <w:rPr>
-            <w:rtl/>
-            <w:cs/>
-            <w:lang w:val="ar_AE" w:bidi="ar_AE"/>
-          </w:rPr>
-          <w:rPr>
-            <w:color w:val="0000EE"/>
-            <w:u w:val="single"/>
-          </w:rPr>
-          <w:t>3:8</w:t>
-        </w:r>
-      </w:hyperlink>
+      <w:r>
+        <w:rPr>
+          <w:rtl/>
+          <w:cs/>
+          <w:lang w:val="ar_AE" w:bidi="ar_AE"/>
+        </w:rPr>
+        <w:t>3:8</w:t>
+      </w:r>
       <w:r>
         <w:rPr>
           <w:rtl/>
@@ -11559,20 +10749,14 @@
         </w:rPr>
         <w:t>وَيَقْطَعُونَ مَعَ أَشُّورَ عَهْدًا: من أجل إنقاذ أرضه، أصبح هوشع تابعًا للملك شلمنأسر من أشور (</w:t>
       </w:r>
-      <w:hyperlink r:id="rId75">
-        <w:r>
-          <w:rPr>
-            <w:rtl/>
-            <w:cs/>
-            <w:lang w:val="ar_AE" w:bidi="ar_AE"/>
-          </w:rPr>
-          <w:rPr>
-            <w:color w:val="0000EE"/>
-            <w:u w:val="single"/>
-          </w:rPr>
-          <w:t>2 ملوك 17:3</w:t>
-        </w:r>
-      </w:hyperlink>
+      <w:r>
+        <w:rPr>
+          <w:rtl/>
+          <w:cs/>
+          <w:lang w:val="ar_AE" w:bidi="ar_AE"/>
+        </w:rPr>
+        <w:t>2 ملوك 17:3</w:t>
+      </w:r>
       <w:r>
         <w:rPr>
           <w:rtl/>
@@ -11581,20 +10765,14 @@
         </w:rPr>
         <w:t>). وسرعان ما تمرد هوشع ضد شلمنأسر بعدم دفع الجزية واتجه إلى سو ملك مصر للحصول على الدعم (</w:t>
       </w:r>
-      <w:hyperlink r:id="rId138">
-        <w:r>
-          <w:rPr>
-            <w:rtl/>
-            <w:cs/>
-            <w:lang w:val="ar_AE" w:bidi="ar_AE"/>
-          </w:rPr>
-          <w:rPr>
-            <w:color w:val="0000EE"/>
-            <w:u w:val="single"/>
-          </w:rPr>
-          <w:t>2 ملوك 17:4</w:t>
-        </w:r>
-      </w:hyperlink>
+      <w:r>
+        <w:rPr>
+          <w:rtl/>
+          <w:cs/>
+          <w:lang w:val="ar_AE" w:bidi="ar_AE"/>
+        </w:rPr>
+        <w:t>2 ملوك 17:4</w:t>
+      </w:r>
       <w:r>
         <w:rPr>
           <w:rtl/>
@@ -11703,20 +10881,14 @@
         </w:rPr>
         <w:t>): هذا الفعل (بالعبرية عَقِب) يشكل جذر اسم يعقوب. فحتى قبل أن يُولد، تصرف يعقوب وفقًا لمعنى اسمه عن طريق الحلول محل أخيه عيسو (</w:t>
       </w:r>
-      <w:hyperlink r:id="rId139">
-        <w:r>
-          <w:rPr>
-            <w:rtl/>
-            <w:cs/>
-            <w:lang w:val="ar_AE" w:bidi="ar_AE"/>
-          </w:rPr>
-          <w:rPr>
-            <w:color w:val="0000EE"/>
-            <w:u w:val="single"/>
-          </w:rPr>
-          <w:t>تكوين 25:26</w:t>
-        </w:r>
-      </w:hyperlink>
+      <w:r>
+        <w:rPr>
+          <w:rtl/>
+          <w:cs/>
+          <w:lang w:val="ar_AE" w:bidi="ar_AE"/>
+        </w:rPr>
+        <w:t>تكوين 25:26</w:t>
+      </w:r>
       <w:r>
         <w:rPr>
           <w:rtl/>
@@ -11725,20 +10897,14 @@
         </w:rPr>
         <w:t xml:space="preserve">). • وحتى عندما أصبح يعقوب شخصًا بالغًا، فقد صارع الله (انظر </w:t>
       </w:r>
-      <w:hyperlink r:id="rId140">
-        <w:r>
-          <w:rPr>
-            <w:rtl/>
-            <w:cs/>
-            <w:lang w:val="ar_AE" w:bidi="ar_AE"/>
-          </w:rPr>
-          <w:rPr>
-            <w:color w:val="0000EE"/>
-            <w:u w:val="single"/>
-          </w:rPr>
-          <w:t>تكوين 32:22–30</w:t>
-        </w:r>
-      </w:hyperlink>
+      <w:r>
+        <w:rPr>
+          <w:rtl/>
+          <w:cs/>
+          <w:lang w:val="ar_AE" w:bidi="ar_AE"/>
+        </w:rPr>
+        <w:t>تكوين 32:22–30</w:t>
+      </w:r>
       <w:r>
         <w:rPr>
           <w:rtl/>
@@ -11814,20 +10980,14 @@
         </w:rPr>
         <w:t xml:space="preserve">وَجَدَهُ (أي أن الله وجد يعقوب) فِي بَيْتِ إِيلَ: انظر </w:t>
       </w:r>
-      <w:hyperlink r:id="rId141">
-        <w:r>
-          <w:rPr>
-            <w:rtl/>
-            <w:cs/>
-            <w:lang w:val="ar_AE" w:bidi="ar_AE"/>
-          </w:rPr>
-          <w:rPr>
-            <w:color w:val="0000EE"/>
-            <w:u w:val="single"/>
-          </w:rPr>
-          <w:t>سفر التكوين 28:11–22</w:t>
-        </w:r>
-      </w:hyperlink>
+      <w:r>
+        <w:rPr>
+          <w:rtl/>
+          <w:cs/>
+          <w:lang w:val="ar_AE" w:bidi="ar_AE"/>
+        </w:rPr>
+        <w:t>سفر التكوين 28:11–22</w:t>
+      </w:r>
       <w:r>
         <w:rPr>
           <w:rtl/>
@@ -11970,20 +11130,14 @@
         </w:rPr>
         <w:t xml:space="preserve">خلال حكم يربعام الثاني (793–753 قبل الميلاد)، أصبح التجار الإسرائيليون أثرياء بشكل مذهل، غالبًا باستخدام ممارسات تجارية خادعة مثل موازين الغش (انظر </w:t>
       </w:r>
-      <w:hyperlink r:id="rId142">
-        <w:r>
-          <w:rPr>
-            <w:rtl/>
-            <w:cs/>
-            <w:lang w:val="ar_AE" w:bidi="ar_AE"/>
-          </w:rPr>
-          <w:rPr>
-            <w:color w:val="0000EE"/>
-            <w:u w:val="single"/>
-          </w:rPr>
-          <w:t>عاموس 8:5–6</w:t>
-        </w:r>
-      </w:hyperlink>
+      <w:r>
+        <w:rPr>
+          <w:rtl/>
+          <w:cs/>
+          <w:lang w:val="ar_AE" w:bidi="ar_AE"/>
+        </w:rPr>
+        <w:t>عاموس 8:5–6</w:t>
+      </w:r>
       <w:r>
         <w:rPr>
           <w:rtl/>
@@ -12059,20 +11213,14 @@
         </w:rPr>
         <w:t xml:space="preserve">حَتَّى أُسْكِنَكَ الْخِيَامَ كَأَيَّامِ الْمَوْسِمِ: كانت دينونة الله على التجار الإسرائيليين الأثرياء هي أن يعودوا إلى مساكن الخروج المتواضعة. هناك أيضًا كلمة رجاء هنا: خطة الله لخلاص إسرائيل ستبدأ من جديد في البرية (انظر </w:t>
       </w:r>
-      <w:hyperlink r:id="rId101">
-        <w:r>
-          <w:rPr>
-            <w:rtl/>
-            <w:cs/>
-            <w:lang w:val="ar_AE" w:bidi="ar_AE"/>
-          </w:rPr>
-          <w:rPr>
-            <w:color w:val="0000EE"/>
-            <w:u w:val="single"/>
-          </w:rPr>
-          <w:t>2:14–15</w:t>
-        </w:r>
-      </w:hyperlink>
+      <w:r>
+        <w:rPr>
+          <w:rtl/>
+          <w:cs/>
+          <w:lang w:val="ar_AE" w:bidi="ar_AE"/>
+        </w:rPr>
+        <w:t>2:14–15</w:t>
+      </w:r>
       <w:r>
         <w:rPr>
           <w:rtl/>
@@ -12148,20 +11296,14 @@
         </w:rPr>
         <w:t xml:space="preserve">كانت جلعاد والجلجال مدنًا إسرائيلية حيث كان يُعبد البعل بدلًا من الرب (انظر </w:t>
       </w:r>
-      <w:hyperlink r:id="rId143">
-        <w:r>
-          <w:rPr>
-            <w:rtl/>
-            <w:cs/>
-            <w:lang w:val="ar_AE" w:bidi="ar_AE"/>
-          </w:rPr>
-          <w:rPr>
-            <w:color w:val="0000EE"/>
-            <w:u w:val="single"/>
-          </w:rPr>
-          <w:t>4:15</w:t>
-        </w:r>
-      </w:hyperlink>
+      <w:r>
+        <w:rPr>
+          <w:rtl/>
+          <w:cs/>
+          <w:lang w:val="ar_AE" w:bidi="ar_AE"/>
+        </w:rPr>
+        <w:t>4:15</w:t>
+      </w:r>
       <w:r>
         <w:rPr>
           <w:rtl/>
@@ -12170,20 +11312,14 @@
         </w:rPr>
         <w:t xml:space="preserve">؛ </w:t>
       </w:r>
-      <w:hyperlink r:id="rId144">
-        <w:r>
-          <w:rPr>
-            <w:rtl/>
-            <w:cs/>
-            <w:lang w:val="ar_AE" w:bidi="ar_AE"/>
-          </w:rPr>
-          <w:rPr>
-            <w:color w:val="0000EE"/>
-            <w:u w:val="single"/>
-          </w:rPr>
-          <w:t>6:8</w:t>
-        </w:r>
-      </w:hyperlink>
+      <w:r>
+        <w:rPr>
+          <w:rtl/>
+          <w:cs/>
+          <w:lang w:val="ar_AE" w:bidi="ar_AE"/>
+        </w:rPr>
+        <w:t>6:8</w:t>
+      </w:r>
       <w:r>
         <w:rPr>
           <w:rtl/>
@@ -12192,20 +11328,14 @@
         </w:rPr>
         <w:t xml:space="preserve">؛ </w:t>
       </w:r>
-      <w:hyperlink r:id="rId145">
-        <w:r>
-          <w:rPr>
-            <w:rtl/>
-            <w:cs/>
-            <w:lang w:val="ar_AE" w:bidi="ar_AE"/>
-          </w:rPr>
-          <w:rPr>
-            <w:color w:val="0000EE"/>
-            <w:u w:val="single"/>
-          </w:rPr>
-          <w:t>9:15</w:t>
-        </w:r>
-      </w:hyperlink>
+      <w:r>
+        <w:rPr>
+          <w:rtl/>
+          <w:cs/>
+          <w:lang w:val="ar_AE" w:bidi="ar_AE"/>
+        </w:rPr>
+        <w:t>9:15</w:t>
+      </w:r>
       <w:r>
         <w:rPr>
           <w:rtl/>
@@ -12348,20 +11478,14 @@
         </w:rPr>
         <w:t xml:space="preserve">في ذروة قوته، أثار سبط أفرايم الرعب بين الإسرائيليين الآخرين (انظر </w:t>
       </w:r>
-      <w:hyperlink r:id="rId146">
-        <w:r>
-          <w:rPr>
-            <w:rtl/>
-            <w:cs/>
-            <w:lang w:val="ar_AE" w:bidi="ar_AE"/>
-          </w:rPr>
-          <w:rPr>
-            <w:color w:val="0000EE"/>
-            <w:u w:val="single"/>
-          </w:rPr>
-          <w:t>إشعياء 7:2</w:t>
-        </w:r>
-      </w:hyperlink>
+      <w:r>
+        <w:rPr>
+          <w:rtl/>
+          <w:cs/>
+          <w:lang w:val="ar_AE" w:bidi="ar_AE"/>
+        </w:rPr>
+        <w:t>إشعياء 7:2</w:t>
+      </w:r>
       <w:r>
         <w:rPr>
           <w:rtl/>
@@ -12454,20 +11578,14 @@
         </w:rPr>
         <w:t>الكلمة العبرية المترجمة إلى "أصنام" هي نفسها المستخدمة للإشارة إلى العجل الذهبي (</w:t>
       </w:r>
-      <w:hyperlink r:id="rId147">
-        <w:r>
-          <w:rPr>
-            <w:rtl/>
-            <w:cs/>
-            <w:lang w:val="ar_AE" w:bidi="ar_AE"/>
-          </w:rPr>
-          <w:rPr>
-            <w:color w:val="0000EE"/>
-            <w:u w:val="single"/>
-          </w:rPr>
-          <w:t>خروج 32:4</w:t>
-        </w:r>
-      </w:hyperlink>
+      <w:r>
+        <w:rPr>
+          <w:rtl/>
+          <w:cs/>
+          <w:lang w:val="ar_AE" w:bidi="ar_AE"/>
+        </w:rPr>
+        <w:t>خروج 32:4</w:t>
+      </w:r>
       <w:r>
         <w:rPr>
           <w:rtl/>
@@ -12476,20 +11594,14 @@
         </w:rPr>
         <w:t xml:space="preserve">، </w:t>
       </w:r>
-      <w:hyperlink r:id="rId148">
-        <w:r>
-          <w:rPr>
-            <w:rtl/>
-            <w:cs/>
-            <w:lang w:val="ar_AE" w:bidi="ar_AE"/>
-          </w:rPr>
-          <w:rPr>
-            <w:color w:val="0000EE"/>
-            <w:u w:val="single"/>
-          </w:rPr>
-          <w:t>8</w:t>
-        </w:r>
-      </w:hyperlink>
+      <w:r>
+        <w:rPr>
+          <w:rtl/>
+          <w:cs/>
+          <w:lang w:val="ar_AE" w:bidi="ar_AE"/>
+        </w:rPr>
+        <w:t>8</w:t>
+      </w:r>
       <w:r>
         <w:rPr>
           <w:rtl/>
@@ -12498,20 +11610,14 @@
         </w:rPr>
         <w:t xml:space="preserve">؛ انظر أيضًا </w:t>
       </w:r>
-      <w:hyperlink r:id="rId149">
-        <w:r>
-          <w:rPr>
-            <w:rtl/>
-            <w:cs/>
-            <w:lang w:val="ar_AE" w:bidi="ar_AE"/>
-          </w:rPr>
-          <w:rPr>
-            <w:color w:val="0000EE"/>
-            <w:u w:val="single"/>
-          </w:rPr>
-          <w:t>هوشع 10:5–6</w:t>
-        </w:r>
-      </w:hyperlink>
+      <w:r>
+        <w:rPr>
+          <w:rtl/>
+          <w:cs/>
+          <w:lang w:val="ar_AE" w:bidi="ar_AE"/>
+        </w:rPr>
+        <w:t>هوشع 10:5–6</w:t>
+      </w:r>
       <w:r>
         <w:rPr>
           <w:rtl/>
@@ -12520,20 +11626,14 @@
         </w:rPr>
         <w:t xml:space="preserve">؛ </w:t>
       </w:r>
-      <w:hyperlink r:id="rId150">
-        <w:r>
-          <w:rPr>
-            <w:rtl/>
-            <w:cs/>
-            <w:lang w:val="ar_AE" w:bidi="ar_AE"/>
-          </w:rPr>
-          <w:rPr>
-            <w:color w:val="0000EE"/>
-            <w:u w:val="single"/>
-          </w:rPr>
-          <w:t>عاموس 5:5–6</w:t>
-        </w:r>
-      </w:hyperlink>
+      <w:r>
+        <w:rPr>
+          <w:rtl/>
+          <w:cs/>
+          <w:lang w:val="ar_AE" w:bidi="ar_AE"/>
+        </w:rPr>
+        <w:t>عاموس 5:5–6</w:t>
+      </w:r>
       <w:r>
         <w:rPr>
           <w:rtl/>
@@ -12542,20 +11642,14 @@
         </w:rPr>
         <w:t>). • يُقَبِّلُونَ (تماثيل) الْعُجُولَ: تضمنت الطقوس الدينية الكنعانية تقبيل صور البعل (</w:t>
       </w:r>
-      <w:hyperlink r:id="rId151">
-        <w:r>
-          <w:rPr>
-            <w:rtl/>
-            <w:cs/>
-            <w:lang w:val="ar_AE" w:bidi="ar_AE"/>
-          </w:rPr>
-          <w:rPr>
-            <w:color w:val="0000EE"/>
-            <w:u w:val="single"/>
-          </w:rPr>
-          <w:t>1 ملوك 19:18</w:t>
-        </w:r>
-      </w:hyperlink>
+      <w:r>
+        <w:rPr>
+          <w:rtl/>
+          <w:cs/>
+          <w:lang w:val="ar_AE" w:bidi="ar_AE"/>
+        </w:rPr>
+        <w:t>1 ملوك 19:18</w:t>
+      </w:r>
       <w:r>
         <w:rPr>
           <w:rtl/>
@@ -12631,20 +11725,14 @@
         </w:rPr>
         <w:t xml:space="preserve">كانت دينونة الله على سبط أفرايم العابد للأوثان، هي أن يختفوا (قارن </w:t>
       </w:r>
-      <w:hyperlink r:id="rId78">
-        <w:r>
-          <w:rPr>
-            <w:rtl/>
-            <w:cs/>
-            <w:lang w:val="ar_AE" w:bidi="ar_AE"/>
-          </w:rPr>
-          <w:rPr>
-            <w:color w:val="0000EE"/>
-            <w:u w:val="single"/>
-          </w:rPr>
-          <w:t>6:4</w:t>
-        </w:r>
-      </w:hyperlink>
+      <w:r>
+        <w:rPr>
+          <w:rtl/>
+          <w:cs/>
+          <w:lang w:val="ar_AE" w:bidi="ar_AE"/>
+        </w:rPr>
+        <w:t>6:4</w:t>
+      </w:r>
       <w:r>
         <w:rPr>
           <w:rtl/>
@@ -12787,20 +11875,14 @@
         </w:rPr>
         <w:t xml:space="preserve">ارْتَفَعَتْ قُلُوبُهُمْ، لِذلِكَ نَسُونِي: لم يعتمدوا على الرب لتحقيق الأمان، بل اعتمدوا على ملوكهم وجيوشهم وازدهارهم الاقتصادي (انظر </w:t>
       </w:r>
-      <w:hyperlink r:id="rId38">
-        <w:r>
-          <w:rPr>
-            <w:rtl/>
-            <w:cs/>
-            <w:lang w:val="ar_AE" w:bidi="ar_AE"/>
-          </w:rPr>
-          <w:rPr>
-            <w:color w:val="0000EE"/>
-            <w:u w:val="single"/>
-          </w:rPr>
-          <w:t>2:13</w:t>
-        </w:r>
-      </w:hyperlink>
+      <w:r>
+        <w:rPr>
+          <w:rtl/>
+          <w:cs/>
+          <w:lang w:val="ar_AE" w:bidi="ar_AE"/>
+        </w:rPr>
+        <w:t>2:13</w:t>
+      </w:r>
       <w:r>
         <w:rPr>
           <w:rtl/>
@@ -12955,20 +12037,14 @@
         </w:rPr>
         <w:t xml:space="preserve">عَلَيَّ، عَلَى عَوْنِكَ: انظر </w:t>
       </w:r>
-      <w:hyperlink r:id="rId152">
-        <w:r>
-          <w:rPr>
-            <w:rtl/>
-            <w:cs/>
-            <w:lang w:val="ar_AE" w:bidi="ar_AE"/>
-          </w:rPr>
-          <w:rPr>
-            <w:color w:val="0000EE"/>
-            <w:u w:val="single"/>
-          </w:rPr>
-          <w:t>مزمور 70:5</w:t>
-        </w:r>
-      </w:hyperlink>
+      <w:r>
+        <w:rPr>
+          <w:rtl/>
+          <w:cs/>
+          <w:lang w:val="ar_AE" w:bidi="ar_AE"/>
+        </w:rPr>
+        <w:t>مزمور 70:5</w:t>
+      </w:r>
       <w:r>
         <w:rPr>
           <w:rtl/>
@@ -12977,20 +12053,14 @@
         </w:rPr>
         <w:t xml:space="preserve">؛ </w:t>
       </w:r>
-      <w:hyperlink r:id="rId153">
-        <w:r>
-          <w:rPr>
-            <w:rtl/>
-            <w:cs/>
-            <w:lang w:val="ar_AE" w:bidi="ar_AE"/>
-          </w:rPr>
-          <w:rPr>
-            <w:color w:val="0000EE"/>
-            <w:u w:val="single"/>
-          </w:rPr>
-          <w:t>115:9</w:t>
-        </w:r>
-      </w:hyperlink>
+      <w:r>
+        <w:rPr>
+          <w:rtl/>
+          <w:cs/>
+          <w:lang w:val="ar_AE" w:bidi="ar_AE"/>
+        </w:rPr>
+        <w:t>115:9</w:t>
+      </w:r>
       <w:r>
         <w:rPr>
           <w:rtl/>
@@ -12999,20 +12069,14 @@
         </w:rPr>
         <w:t xml:space="preserve">؛ </w:t>
       </w:r>
-      <w:hyperlink r:id="rId154">
-        <w:r>
-          <w:rPr>
-            <w:rtl/>
-            <w:cs/>
-            <w:lang w:val="ar_AE" w:bidi="ar_AE"/>
-          </w:rPr>
-          <w:rPr>
-            <w:color w:val="0000EE"/>
-            <w:u w:val="single"/>
-          </w:rPr>
-          <w:t>121:2</w:t>
-        </w:r>
-      </w:hyperlink>
+      <w:r>
+        <w:rPr>
+          <w:rtl/>
+          <w:cs/>
+          <w:lang w:val="ar_AE" w:bidi="ar_AE"/>
+        </w:rPr>
+        <w:t>121:2</w:t>
+      </w:r>
       <w:r>
         <w:rPr>
           <w:rtl/>
@@ -13021,20 +12085,14 @@
         </w:rPr>
         <w:t xml:space="preserve">؛ </w:t>
       </w:r>
-      <w:hyperlink r:id="rId155">
-        <w:r>
-          <w:rPr>
-            <w:rtl/>
-            <w:cs/>
-            <w:lang w:val="ar_AE" w:bidi="ar_AE"/>
-          </w:rPr>
-          <w:rPr>
-            <w:color w:val="0000EE"/>
-            <w:u w:val="single"/>
-          </w:rPr>
-          <w:t>124:8</w:t>
-        </w:r>
-      </w:hyperlink>
+      <w:r>
+        <w:rPr>
+          <w:rtl/>
+          <w:cs/>
+          <w:lang w:val="ar_AE" w:bidi="ar_AE"/>
+        </w:rPr>
+        <w:t>124:8</w:t>
+      </w:r>
       <w:r>
         <w:rPr>
           <w:rtl/>
@@ -13110,20 +12168,14 @@
         </w:rPr>
         <w:t xml:space="preserve">فَأَيْنَ هُوَ مَلِكُكَ؟ عندما فشل تحالف هوشع مع مصر (انظر </w:t>
       </w:r>
-      <w:hyperlink r:id="rId156">
-        <w:r>
-          <w:rPr>
-            <w:rtl/>
-            <w:cs/>
-            <w:lang w:val="ar_AE" w:bidi="ar_AE"/>
-          </w:rPr>
-          <w:rPr>
-            <w:color w:val="0000EE"/>
-            <w:u w:val="single"/>
-          </w:rPr>
-          <w:t>12: 1</w:t>
-        </w:r>
-      </w:hyperlink>
+      <w:r>
+        <w:rPr>
+          <w:rtl/>
+          <w:cs/>
+          <w:lang w:val="ar_AE" w:bidi="ar_AE"/>
+        </w:rPr>
+        <w:t>12: 1</w:t>
+      </w:r>
       <w:r>
         <w:rPr>
           <w:rtl/>
@@ -13132,20 +12184,14 @@
         </w:rPr>
         <w:t>)، حاول أن يصنع سلامًا مع أشور، لكنه أُسر وسُجن (</w:t>
       </w:r>
-      <w:hyperlink r:id="rId138">
-        <w:r>
-          <w:rPr>
-            <w:rtl/>
-            <w:cs/>
-            <w:lang w:val="ar_AE" w:bidi="ar_AE"/>
-          </w:rPr>
-          <w:rPr>
-            <w:color w:val="0000EE"/>
-            <w:u w:val="single"/>
-          </w:rPr>
-          <w:t>2 ملوك 17: 4</w:t>
-        </w:r>
-      </w:hyperlink>
+      <w:r>
+        <w:rPr>
+          <w:rtl/>
+          <w:cs/>
+          <w:lang w:val="ar_AE" w:bidi="ar_AE"/>
+        </w:rPr>
+        <w:t>2 ملوك 17: 4</w:t>
+      </w:r>
       <w:r>
         <w:rPr>
           <w:rtl/>
@@ -13422,20 +12468,14 @@
         </w:rPr>
         <w:t xml:space="preserve">المصطلح الذي يُترجم هنا إلى القبر (بالعبرية شيول "الهاوية") يشير إلى عالم الأموات (انظر </w:t>
       </w:r>
-      <w:hyperlink r:id="rId157">
-        <w:r>
-          <w:rPr>
-            <w:rtl/>
-            <w:cs/>
-            <w:lang w:val="ar_AE" w:bidi="ar_AE"/>
-          </w:rPr>
-          <w:rPr>
-            <w:color w:val="0000EE"/>
-            <w:u w:val="single"/>
-          </w:rPr>
-          <w:t>أيّوب 3:11–19</w:t>
-        </w:r>
-      </w:hyperlink>
+      <w:r>
+        <w:rPr>
+          <w:rtl/>
+          <w:cs/>
+          <w:lang w:val="ar_AE" w:bidi="ar_AE"/>
+        </w:rPr>
+        <w:t>أيّوب 3:11–19</w:t>
+      </w:r>
       <w:r>
         <w:rPr>
           <w:rtl/>
@@ -13527,20 +12567,14 @@
         </w:rPr>
         <w:t>في عام 722 قبل الميلاد، استولت أشور على السامرة، عاصمة المملكة الشمالية (</w:t>
       </w:r>
-      <w:hyperlink r:id="rId158">
-        <w:r>
-          <w:rPr>
-            <w:rtl/>
-            <w:cs/>
-            <w:lang w:val="ar_AE" w:bidi="ar_AE"/>
-          </w:rPr>
-          <w:rPr>
-            <w:color w:val="0000EE"/>
-            <w:u w:val="single"/>
-          </w:rPr>
-          <w:t>2 ملوك 17:5–6</w:t>
-        </w:r>
-      </w:hyperlink>
+      <w:r>
+        <w:rPr>
+          <w:rtl/>
+          <w:cs/>
+          <w:lang w:val="ar_AE" w:bidi="ar_AE"/>
+        </w:rPr>
+        <w:t>2 ملوك 17:5–6</w:t>
+      </w:r>
       <w:r>
         <w:rPr>
           <w:rtl/>
@@ -13549,20 +12583,14 @@
         </w:rPr>
         <w:t xml:space="preserve">). ومات الآلاف خلال الحصار الذي استمر ثلاث سنوات، وأُرسل الآلاف الآخرون إلى السبي. كان ذلك نتيجة تمردهم ضد الله. • كما تُذكر الممارسة الرهيبة لقتل النساء الحوامل في </w:t>
       </w:r>
-      <w:hyperlink r:id="rId159">
-        <w:r>
-          <w:rPr>
-            <w:rtl/>
-            <w:cs/>
-            <w:lang w:val="ar_AE" w:bidi="ar_AE"/>
-          </w:rPr>
-          <w:rPr>
-            <w:color w:val="0000EE"/>
-            <w:u w:val="single"/>
-          </w:rPr>
-          <w:t>عاموس 1:13</w:t>
-        </w:r>
-      </w:hyperlink>
+      <w:r>
+        <w:rPr>
+          <w:rtl/>
+          <w:cs/>
+          <w:lang w:val="ar_AE" w:bidi="ar_AE"/>
+        </w:rPr>
+        <w:t>عاموس 1:13</w:t>
+      </w:r>
       <w:r>
         <w:rPr>
           <w:rtl/>
@@ -13571,20 +12599,14 @@
         </w:rPr>
         <w:t xml:space="preserve"> و</w:t>
       </w:r>
-      <w:hyperlink r:id="rId160">
-        <w:r>
-          <w:rPr>
-            <w:rtl/>
-            <w:cs/>
-            <w:lang w:val="ar_AE" w:bidi="ar_AE"/>
-          </w:rPr>
-          <w:rPr>
-            <w:color w:val="0000EE"/>
-            <w:u w:val="single"/>
-          </w:rPr>
-          <w:t>2 ملوك 15:16</w:t>
-        </w:r>
-      </w:hyperlink>
+      <w:r>
+        <w:rPr>
+          <w:rtl/>
+          <w:cs/>
+          <w:lang w:val="ar_AE" w:bidi="ar_AE"/>
+        </w:rPr>
+        <w:t>2 ملوك 15:16</w:t>
+      </w:r>
       <w:r>
         <w:rPr>
           <w:rtl/>
@@ -13727,20 +12749,14 @@
         </w:rPr>
         <w:t xml:space="preserve">قام هوشع بصياغة صلاة اعتراف نموذجية لمساعدة شعبه على العودة إلى الرب. لم يتحد أنبياء الله مع الله في غضبه على تمرد إسرائيل فحسب؛ بل اتحدوا أيضًا مع الناس في حالتهم المكسورة (انظر أيضًا </w:t>
       </w:r>
-      <w:hyperlink r:id="rId161">
-        <w:r>
-          <w:rPr>
-            <w:rtl/>
-            <w:cs/>
-            <w:lang w:val="ar_AE" w:bidi="ar_AE"/>
-          </w:rPr>
-          <w:rPr>
-            <w:color w:val="0000EE"/>
-            <w:u w:val="single"/>
-          </w:rPr>
-          <w:t>دانيآل 9:4–19</w:t>
-        </w:r>
-      </w:hyperlink>
+      <w:r>
+        <w:rPr>
+          <w:rtl/>
+          <w:cs/>
+          <w:lang w:val="ar_AE" w:bidi="ar_AE"/>
+        </w:rPr>
+        <w:t>دانيآل 9:4–19</w:t>
+      </w:r>
       <w:r>
         <w:rPr>
           <w:rtl/>
@@ -13749,20 +12765,14 @@
         </w:rPr>
         <w:t xml:space="preserve">). • ارْفَعْ كُلَّ إِثْمٍ: يجب على شعب إسرائيل أن يرتموا إلى رحمة الله ونعمته، ويعترفوا بوضوح بخطاياهم الكثيرة. • فَنُقَدِّمَ عُجُولَ شِفَاهِنَا: كان شعب إسرائيل يميل إلى تقديم ذبائح حيوانية عن الخطية، لكن الرب أوضح أن الذبائح ليست هي الحل (انظر </w:t>
       </w:r>
-      <w:hyperlink r:id="rId99">
-        <w:r>
-          <w:rPr>
-            <w:rtl/>
-            <w:cs/>
-            <w:lang w:val="ar_AE" w:bidi="ar_AE"/>
-          </w:rPr>
-          <w:rPr>
-            <w:color w:val="0000EE"/>
-            <w:u w:val="single"/>
-          </w:rPr>
-          <w:t>هوشع 6:6</w:t>
-        </w:r>
-      </w:hyperlink>
+      <w:r>
+        <w:rPr>
+          <w:rtl/>
+          <w:cs/>
+          <w:lang w:val="ar_AE" w:bidi="ar_AE"/>
+        </w:rPr>
+        <w:t>هوشع 6:6</w:t>
+      </w:r>
       <w:r>
         <w:rPr>
           <w:rtl/>
@@ -13838,20 +12848,14 @@
         </w:rPr>
         <w:t>يجب على بني إسرائيل أن ينبذوا اعتمادهم على الأصنام، والتحالفات الأجنبية، وقوتهم العسكرية. ومع أنهم كانوا أبناء الله (</w:t>
       </w:r>
-      <w:hyperlink r:id="rId162">
-        <w:r>
-          <w:rPr>
-            <w:rtl/>
-            <w:cs/>
-            <w:lang w:val="ar_AE" w:bidi="ar_AE"/>
-          </w:rPr>
-          <w:rPr>
-            <w:color w:val="0000EE"/>
-            <w:u w:val="single"/>
-          </w:rPr>
-          <w:t>11:1</w:t>
-        </w:r>
-      </w:hyperlink>
+      <w:r>
+        <w:rPr>
+          <w:rtl/>
+          <w:cs/>
+          <w:lang w:val="ar_AE" w:bidi="ar_AE"/>
+        </w:rPr>
+        <w:t>11:1</w:t>
+      </w:r>
       <w:r>
         <w:rPr>
           <w:rtl/>
@@ -13927,20 +12931,14 @@
         </w:rPr>
         <w:t>أَنَا أَشْفِي: إن الشفاء من الله هو الحل الوحيد لمرض الخطية. فالرب يشفي جميع أمراضنا، سواء كانت جسدية أو روحية (</w:t>
       </w:r>
-      <w:hyperlink r:id="rId163">
-        <w:r>
-          <w:rPr>
-            <w:rtl/>
-            <w:cs/>
-            <w:lang w:val="ar_AE" w:bidi="ar_AE"/>
-          </w:rPr>
-          <w:rPr>
-            <w:color w:val="0000EE"/>
-            <w:u w:val="single"/>
-          </w:rPr>
-          <w:t>مز 103:3</w:t>
-        </w:r>
-      </w:hyperlink>
+      <w:r>
+        <w:rPr>
+          <w:rtl/>
+          <w:cs/>
+          <w:lang w:val="ar_AE" w:bidi="ar_AE"/>
+        </w:rPr>
+        <w:t>مز 103:3</w:t>
+      </w:r>
       <w:r>
         <w:rPr>
           <w:rtl/>
@@ -14016,20 +13014,14 @@
         </w:rPr>
         <w:t>أَكُونُ لإِسْرَائِيلَ كَالنَّدَى: وفي مناخ إسرائيل شبه الصحراوي، كان الندى مصدرًا مهمًا للرطوبة الواهبة للحياة (</w:t>
       </w:r>
-      <w:hyperlink r:id="rId164">
-        <w:r>
-          <w:rPr>
-            <w:rtl/>
-            <w:cs/>
-            <w:lang w:val="ar_AE" w:bidi="ar_AE"/>
-          </w:rPr>
-          <w:rPr>
-            <w:color w:val="0000EE"/>
-            <w:u w:val="single"/>
-          </w:rPr>
-          <w:t>تك 27:28</w:t>
-        </w:r>
-      </w:hyperlink>
+      <w:r>
+        <w:rPr>
+          <w:rtl/>
+          <w:cs/>
+          <w:lang w:val="ar_AE" w:bidi="ar_AE"/>
+        </w:rPr>
+        <w:t>تك 27:28</w:t>
+      </w:r>
       <w:r>
         <w:rPr>
           <w:rtl/>
@@ -14038,20 +13030,14 @@
         </w:rPr>
         <w:t xml:space="preserve">؛ </w:t>
       </w:r>
-      <w:hyperlink r:id="rId165">
-        <w:r>
-          <w:rPr>
-            <w:rtl/>
-            <w:cs/>
-            <w:lang w:val="ar_AE" w:bidi="ar_AE"/>
-          </w:rPr>
-          <w:rPr>
-            <w:color w:val="0000EE"/>
-            <w:u w:val="single"/>
-          </w:rPr>
-          <w:t>تث 33:28</w:t>
-        </w:r>
-      </w:hyperlink>
+      <w:r>
+        <w:rPr>
+          <w:rtl/>
+          <w:cs/>
+          <w:lang w:val="ar_AE" w:bidi="ar_AE"/>
+        </w:rPr>
+        <w:t>تث 33:28</w:t>
+      </w:r>
       <w:r>
         <w:rPr>
           <w:rtl/>
@@ -14060,20 +13046,14 @@
         </w:rPr>
         <w:t>). • وَيَضْرِبُ أُصُولَهُ كَلُبْنَانَ: عندما عاش إسرائيل في أمانة لعهدهم مع الرب، كانوا ثابتين ومستقرين مثل الأرز المهيب في لبنان (</w:t>
       </w:r>
-      <w:hyperlink r:id="rId166">
-        <w:r>
-          <w:rPr>
-            <w:rtl/>
-            <w:cs/>
-            <w:lang w:val="ar_AE" w:bidi="ar_AE"/>
-          </w:rPr>
-          <w:rPr>
-            <w:color w:val="0000EE"/>
-            <w:u w:val="single"/>
-          </w:rPr>
-          <w:t>مز 92:12</w:t>
-        </w:r>
-      </w:hyperlink>
+      <w:r>
+        <w:rPr>
+          <w:rtl/>
+          <w:cs/>
+          <w:lang w:val="ar_AE" w:bidi="ar_AE"/>
+        </w:rPr>
+        <w:t>مز 92:12</w:t>
+      </w:r>
       <w:r>
         <w:rPr>
           <w:rtl/>
@@ -14216,20 +13196,14 @@
         </w:rPr>
         <w:t>السَّاكِنُونَ فِي ظِلِّهِ: مكان للأمان والراحة (</w:t>
       </w:r>
-      <w:hyperlink r:id="rId167">
-        <w:r>
-          <w:rPr>
-            <w:rtl/>
-            <w:cs/>
-            <w:lang w:val="ar_AE" w:bidi="ar_AE"/>
-          </w:rPr>
-          <w:rPr>
-            <w:color w:val="0000EE"/>
-            <w:u w:val="single"/>
-          </w:rPr>
-          <w:t>مزمور 91:1</w:t>
-        </w:r>
-      </w:hyperlink>
+      <w:r>
+        <w:rPr>
+          <w:rtl/>
+          <w:cs/>
+          <w:lang w:val="ar_AE" w:bidi="ar_AE"/>
+        </w:rPr>
+        <w:t>مزمور 91:1</w:t>
+      </w:r>
       <w:r>
         <w:rPr>
           <w:rtl/>
@@ -14238,20 +13212,14 @@
         </w:rPr>
         <w:t xml:space="preserve">؛ </w:t>
       </w:r>
-      <w:hyperlink r:id="rId168">
-        <w:r>
-          <w:rPr>
-            <w:rtl/>
-            <w:cs/>
-            <w:lang w:val="ar_AE" w:bidi="ar_AE"/>
-          </w:rPr>
-          <w:rPr>
-            <w:color w:val="0000EE"/>
-            <w:u w:val="single"/>
-          </w:rPr>
-          <w:t>إشعياء 25:4</w:t>
-        </w:r>
-      </w:hyperlink>
+      <w:r>
+        <w:rPr>
+          <w:rtl/>
+          <w:cs/>
+          <w:lang w:val="ar_AE" w:bidi="ar_AE"/>
+        </w:rPr>
+        <w:t>إشعياء 25:4</w:t>
+      </w:r>
       <w:r>
         <w:rPr>
           <w:rtl/>
